--- a/docs/VelaPaw_Technical_Report.docx
+++ b/docs/VelaPaw_Technical_Report.docx
@@ -38,7 +38,7 @@
       <w:pPr>
         <w:spacing w:line="480" w:lineRule="auto"/>
         <w:jc w:val="center"/>
-        <w:divId w:val="2112503605"/>
+        <w:divId w:val="406612464"/>
         <w:rPr>
           <w:rFonts w:eastAsia="Times New Roman"/>
         </w:rPr>
@@ -132,7 +132,7 @@
     <w:p>
       <w:pPr>
         <w:shd w:val="clear" w:color="auto" w:fill="FBF7E8"/>
-        <w:divId w:val="1802846891"/>
+        <w:divId w:val="927545385"/>
         <w:rPr>
           <w:rFonts w:eastAsia="Times New Roman"/>
           <w:sz w:val="20"/>
@@ -206,7 +206,7 @@
         <w:rPr>
           <w:rFonts w:eastAsia="Times New Roman"/>
         </w:rPr>
-        <w:pict w14:anchorId="1BFBE3BD">
+        <w:pict w14:anchorId="19EC0EA4">
           <v:rect id="_x0000_i1025" style="width:0;height:1.5pt" o:hralign="center" o:hrstd="t" o:hr="t" fillcolor="#a0a0a0" stroked="f"/>
         </w:pict>
       </w:r>
@@ -827,17 +827,7 @@
                 <w:sz w:val="20"/>
                 <w:szCs w:val="20"/>
               </w:rPr>
-              <w:t xml:space="preserve"> (≤5 min); 1920×1080 / 30 fps, H.264 High + AAC 48 kHz </w:t>
-            </w:r>
-            <w:r>
-              <w:rPr>
-                <w:rFonts w:ascii="Segoe UI" w:eastAsia="Times New Roman" w:hAnsi="Segoe UI" w:cs="Segoe UI"/>
-                <w:color w:val="1A1A1A"/>
-                <w:sz w:val="20"/>
-                <w:szCs w:val="20"/>
-              </w:rPr>
-              <w:lastRenderedPageBreak/>
-              <w:t xml:space="preserve">stereo, 93.3 MB, with </w:t>
+              <w:t xml:space="preserve"> (≤5 min); 1920×1080 / 30 fps, H.264 High + AAC 48 kHz stereo, 93.3 MB, with </w:t>
             </w:r>
             <w:r>
               <w:rPr>
@@ -908,7 +898,17 @@
                 <w:sz w:val="20"/>
                 <w:szCs w:val="20"/>
               </w:rPr>
-              <w:t xml:space="preserve"> and pushing proactively (the closing console segment is deliberately left unsubtitled so the subtitles do not cover the log text being shown). The video is also embedded in the repository README.</w:t>
+              <w:t xml:space="preserve"> and pushing proactively (the closing </w:t>
+            </w:r>
+            <w:r>
+              <w:rPr>
+                <w:rFonts w:ascii="Segoe UI" w:eastAsia="Times New Roman" w:hAnsi="Segoe UI" w:cs="Segoe UI"/>
+                <w:color w:val="1A1A1A"/>
+                <w:sz w:val="20"/>
+                <w:szCs w:val="20"/>
+              </w:rPr>
+              <w:lastRenderedPageBreak/>
+              <w:t>console segment is deliberately left unsubtitled so the subtitles do not cover the log text being shown). The video is also embedded in the repository README.</w:t>
             </w:r>
           </w:p>
         </w:tc>
@@ -1607,50 +1607,6 @@
     </w:tbl>
     <w:p>
       <w:pPr>
-        <w:pStyle w:val="NormalWeb"/>
-      </w:pPr>
-      <w:r>
-        <w:t xml:space="preserve">Submission archive: </w:t>
-      </w:r>
-      <w:r>
-        <w:rPr>
-          <w:rStyle w:val="HTMLCode"/>
-        </w:rPr>
-        <w:t>CircuitForge-VelaPaw-contest2026_043_CircuitForge.zip</w:t>
-      </w:r>
-      <w:r>
-        <w:t xml:space="preserve"> (&lt;team&gt;-&lt;work&gt;-&lt;repository&gt;), containing exactly the two required items — </w:t>
-      </w:r>
-      <w:r>
-        <w:rPr>
-          <w:rStyle w:val="Strong"/>
-        </w:rPr>
-        <w:t>the work introduction document</w:t>
-      </w:r>
-      <w:r>
-        <w:t xml:space="preserve"> (this report, PDF + DOCX, Chinese and English) and </w:t>
-      </w:r>
-      <w:r>
-        <w:rPr>
-          <w:rStyle w:val="Strong"/>
-        </w:rPr>
-        <w:t>the demo video</w:t>
-      </w:r>
-      <w:r>
-        <w:t xml:space="preserve"> (</w:t>
-      </w:r>
-      <w:r>
-        <w:rPr>
-          <w:rStyle w:val="HTMLCode"/>
-        </w:rPr>
-        <w:t>VelaPaw_Demo.mp4</w:t>
-      </w:r>
-      <w:r>
-        <w:t>, 4 min 58 s). The repository address is stated on the cover page and in §2.</w:t>
-      </w:r>
-    </w:p>
-    <w:p>
-      <w:pPr>
         <w:pStyle w:val="Heading2"/>
         <w:rPr>
           <w:rFonts w:eastAsia="Times New Roman"/>
@@ -1660,7 +1616,6 @@
         <w:rPr>
           <w:rFonts w:eastAsia="Times New Roman"/>
         </w:rPr>
-        <w:lastRenderedPageBreak/>
         <w:t>2. Project Facts</w:t>
       </w:r>
     </w:p>
@@ -1802,7 +1757,7 @@
                 <w:sz w:val="20"/>
                 <w:szCs w:val="20"/>
               </w:rPr>
-              <w:t>Project</w:t>
+              <w:t>Work name</w:t>
             </w:r>
           </w:p>
         </w:tc>
@@ -1880,45 +1835,61 @@
                 <w:sz w:val="20"/>
                 <w:szCs w:val="20"/>
               </w:rPr>
-              <w:t>Track</w:t>
-            </w:r>
-          </w:p>
-        </w:tc>
-        <w:tc>
-          <w:tcPr>
-            <w:tcW w:w="0" w:type="auto"/>
-            <w:tcBorders>
-              <w:top w:val="single" w:sz="6" w:space="0" w:color="9AA7B1"/>
-              <w:left w:val="single" w:sz="6" w:space="0" w:color="9AA7B1"/>
-              <w:bottom w:val="single" w:sz="6" w:space="0" w:color="9AA7B1"/>
-              <w:right w:val="single" w:sz="6" w:space="0" w:color="9AA7B1"/>
-            </w:tcBorders>
-            <w:tcMar>
-              <w:top w:w="100" w:type="dxa"/>
-              <w:left w:w="140" w:type="dxa"/>
-              <w:bottom w:w="100" w:type="dxa"/>
-              <w:right w:w="140" w:type="dxa"/>
-            </w:tcMar>
-            <w:hideMark/>
-          </w:tcPr>
-          <w:p>
-            <w:pPr>
-              <w:spacing w:before="160" w:after="240"/>
-              <w:rPr>
-                <w:rFonts w:ascii="Segoe UI" w:eastAsia="Times New Roman" w:hAnsi="Segoe UI" w:cs="Segoe UI"/>
-                <w:color w:val="1A1A1A"/>
-                <w:sz w:val="20"/>
-                <w:szCs w:val="20"/>
-              </w:rPr>
-            </w:pPr>
-            <w:r>
-              <w:rPr>
-                <w:rFonts w:ascii="Segoe UI" w:eastAsia="Times New Roman" w:hAnsi="Segoe UI" w:cs="Segoe UI"/>
-                <w:color w:val="1A1A1A"/>
-                <w:sz w:val="20"/>
-                <w:szCs w:val="20"/>
-              </w:rPr>
-              <w:t>AI Hardware Product Innovation</w:t>
+              <w:t>Team name</w:t>
+            </w:r>
+          </w:p>
+        </w:tc>
+        <w:tc>
+          <w:tcPr>
+            <w:tcW w:w="0" w:type="auto"/>
+            <w:tcBorders>
+              <w:top w:val="single" w:sz="6" w:space="0" w:color="9AA7B1"/>
+              <w:left w:val="single" w:sz="6" w:space="0" w:color="9AA7B1"/>
+              <w:bottom w:val="single" w:sz="6" w:space="0" w:color="9AA7B1"/>
+              <w:right w:val="single" w:sz="6" w:space="0" w:color="9AA7B1"/>
+            </w:tcBorders>
+            <w:tcMar>
+              <w:top w:w="100" w:type="dxa"/>
+              <w:left w:w="140" w:type="dxa"/>
+              <w:bottom w:w="100" w:type="dxa"/>
+              <w:right w:w="140" w:type="dxa"/>
+            </w:tcMar>
+            <w:hideMark/>
+          </w:tcPr>
+          <w:p>
+            <w:pPr>
+              <w:spacing w:before="160" w:after="240"/>
+              <w:rPr>
+                <w:rFonts w:ascii="Segoe UI" w:eastAsia="Times New Roman" w:hAnsi="Segoe UI" w:cs="Segoe UI"/>
+                <w:color w:val="1A1A1A"/>
+                <w:sz w:val="20"/>
+                <w:szCs w:val="20"/>
+              </w:rPr>
+            </w:pPr>
+            <w:r>
+              <w:rPr>
+                <w:rFonts w:ascii="Segoe UI" w:eastAsia="Times New Roman" w:hAnsi="Segoe UI" w:cs="Segoe UI"/>
+                <w:color w:val="1A1A1A"/>
+                <w:sz w:val="20"/>
+                <w:szCs w:val="20"/>
+              </w:rPr>
+              <w:t xml:space="preserve">CircuitForge (ID </w:t>
+            </w:r>
+            <w:r>
+              <w:rPr>
+                <w:rStyle w:val="HTMLCode"/>
+                <w:color w:val="1A1A1A"/>
+              </w:rPr>
+              <w:t>contest2026_043</w:t>
+            </w:r>
+            <w:r>
+              <w:rPr>
+                <w:rFonts w:ascii="Segoe UI" w:eastAsia="Times New Roman" w:hAnsi="Segoe UI" w:cs="Segoe UI"/>
+                <w:color w:val="1A1A1A"/>
+                <w:sz w:val="20"/>
+                <w:szCs w:val="20"/>
+              </w:rPr>
+              <w:t>)</w:t>
             </w:r>
           </w:p>
         </w:tc>
@@ -1958,52 +1929,136 @@
                 <w:sz w:val="20"/>
                 <w:szCs w:val="20"/>
               </w:rPr>
-              <w:t>Team / ID</w:t>
-            </w:r>
-          </w:p>
-        </w:tc>
-        <w:tc>
-          <w:tcPr>
-            <w:tcW w:w="0" w:type="auto"/>
-            <w:tcBorders>
-              <w:top w:val="single" w:sz="6" w:space="0" w:color="9AA7B1"/>
-              <w:left w:val="single" w:sz="6" w:space="0" w:color="9AA7B1"/>
-              <w:bottom w:val="single" w:sz="6" w:space="0" w:color="9AA7B1"/>
-              <w:right w:val="single" w:sz="6" w:space="0" w:color="9AA7B1"/>
-            </w:tcBorders>
-            <w:tcMar>
-              <w:top w:w="100" w:type="dxa"/>
-              <w:left w:w="140" w:type="dxa"/>
-              <w:bottom w:w="100" w:type="dxa"/>
-              <w:right w:w="140" w:type="dxa"/>
-            </w:tcMar>
-            <w:hideMark/>
-          </w:tcPr>
-          <w:p>
-            <w:pPr>
-              <w:spacing w:before="160" w:after="240"/>
-              <w:rPr>
-                <w:rFonts w:ascii="Segoe UI" w:eastAsia="Times New Roman" w:hAnsi="Segoe UI" w:cs="Segoe UI"/>
-                <w:color w:val="1A1A1A"/>
-                <w:sz w:val="20"/>
-                <w:szCs w:val="20"/>
-              </w:rPr>
-            </w:pPr>
-            <w:r>
-              <w:rPr>
-                <w:rFonts w:ascii="Segoe UI" w:eastAsia="Times New Roman" w:hAnsi="Segoe UI" w:cs="Segoe UI"/>
-                <w:color w:val="1A1A1A"/>
-                <w:sz w:val="20"/>
-                <w:szCs w:val="20"/>
-              </w:rPr>
-              <w:t xml:space="preserve">CircuitForge / </w:t>
+              <w:t>Team members and division of labour</w:t>
+            </w:r>
+          </w:p>
+        </w:tc>
+        <w:tc>
+          <w:tcPr>
+            <w:tcW w:w="0" w:type="auto"/>
+            <w:tcBorders>
+              <w:top w:val="single" w:sz="6" w:space="0" w:color="9AA7B1"/>
+              <w:left w:val="single" w:sz="6" w:space="0" w:color="9AA7B1"/>
+              <w:bottom w:val="single" w:sz="6" w:space="0" w:color="9AA7B1"/>
+              <w:right w:val="single" w:sz="6" w:space="0" w:color="9AA7B1"/>
+            </w:tcBorders>
+            <w:tcMar>
+              <w:top w:w="100" w:type="dxa"/>
+              <w:left w:w="140" w:type="dxa"/>
+              <w:bottom w:w="100" w:type="dxa"/>
+              <w:right w:w="140" w:type="dxa"/>
+            </w:tcMar>
+            <w:hideMark/>
+          </w:tcPr>
+          <w:p>
+            <w:pPr>
+              <w:spacing w:before="160" w:after="240"/>
+              <w:rPr>
+                <w:rFonts w:ascii="Segoe UI" w:eastAsia="Times New Roman" w:hAnsi="Segoe UI" w:cs="Segoe UI"/>
+                <w:color w:val="1A1A1A"/>
+                <w:sz w:val="20"/>
+                <w:szCs w:val="20"/>
+              </w:rPr>
+            </w:pPr>
+            <w:r>
+              <w:rPr>
+                <w:rStyle w:val="Strong"/>
+                <w:rFonts w:ascii="Segoe UI" w:eastAsia="Times New Roman" w:hAnsi="Segoe UI" w:cs="Segoe UI"/>
+                <w:color w:val="1A1A1A"/>
+                <w:sz w:val="20"/>
+                <w:szCs w:val="20"/>
+              </w:rPr>
+              <w:t>Kingsley Mbewe (</w:t>
+            </w:r>
+            <w:r>
+              <w:rPr>
+                <w:rStyle w:val="Strong"/>
+                <w:rFonts w:ascii="MS Gothic" w:eastAsia="MS Gothic" w:hAnsi="MS Gothic" w:cs="MS Gothic" w:hint="eastAsia"/>
+                <w:color w:val="1A1A1A"/>
+                <w:sz w:val="20"/>
+                <w:szCs w:val="20"/>
+              </w:rPr>
+              <w:t>金斯利</w:t>
+            </w:r>
+            <w:r>
+              <w:rPr>
+                <w:rStyle w:val="Strong"/>
+                <w:rFonts w:ascii="Segoe UI" w:eastAsia="Times New Roman" w:hAnsi="Segoe UI" w:cs="Segoe UI"/>
+                <w:color w:val="1A1A1A"/>
+                <w:sz w:val="20"/>
+                <w:szCs w:val="20"/>
+              </w:rPr>
+              <w:t>)</w:t>
+            </w:r>
+            <w:r>
+              <w:rPr>
+                <w:rFonts w:ascii="Segoe UI" w:eastAsia="Times New Roman" w:hAnsi="Segoe UI" w:cs="Segoe UI"/>
+                <w:color w:val="1A1A1A"/>
+                <w:sz w:val="20"/>
+                <w:szCs w:val="20"/>
+              </w:rPr>
+              <w:t xml:space="preserve">, GitHub </w:t>
             </w:r>
             <w:r>
               <w:rPr>
                 <w:rStyle w:val="HTMLCode"/>
                 <w:color w:val="1A1A1A"/>
               </w:rPr>
-              <w:t>contest2026_043</w:t>
+              <w:t>KingMbewe</w:t>
+            </w:r>
+            <w:r>
+              <w:rPr>
+                <w:rFonts w:ascii="Segoe UI" w:eastAsia="Times New Roman" w:hAnsi="Segoe UI" w:cs="Segoe UI"/>
+                <w:color w:val="1A1A1A"/>
+                <w:sz w:val="20"/>
+                <w:szCs w:val="20"/>
+              </w:rPr>
+              <w:t xml:space="preserve"> — </w:t>
+            </w:r>
+            <w:r>
+              <w:rPr>
+                <w:rStyle w:val="Strong"/>
+                <w:rFonts w:ascii="Segoe UI" w:eastAsia="Times New Roman" w:hAnsi="Segoe UI" w:cs="Segoe UI"/>
+                <w:color w:val="1A1A1A"/>
+                <w:sz w:val="20"/>
+                <w:szCs w:val="20"/>
+              </w:rPr>
+              <w:t>a solo entry; all work on this project is his own.</w:t>
+            </w:r>
+            <w:r>
+              <w:rPr>
+                <w:rFonts w:ascii="Segoe UI" w:eastAsia="Times New Roman" w:hAnsi="Segoe UI" w:cs="Segoe UI"/>
+                <w:color w:val="1A1A1A"/>
+                <w:sz w:val="20"/>
+                <w:szCs w:val="20"/>
+              </w:rPr>
+              <w:t xml:space="preserve"> By area: product definition and mechanical design; the self-designed 3D-printed paddle-rotor dispenser and full assembly; the openVela / NuttX board port and driver work (ST7796 display, OV5640 camera, ES8311 audio, 28BYJ-48 stepper, PCF85063 RTC, USB CDC-NCM networking); the INT8 operator-library port for Xtensa LX7; identity-model training and on-device TFLite-Micro integration; the LVGL bilingual UI and Trends dashboard; the keyword-spotting </w:t>
+            </w:r>
+            <w:r>
+              <w:rPr>
+                <w:rFonts w:ascii="Segoe UI" w:eastAsia="Times New Roman" w:hAnsi="Segoe UI" w:cs="Segoe UI"/>
+                <w:color w:val="1A1A1A"/>
+                <w:sz w:val="20"/>
+                <w:szCs w:val="20"/>
+              </w:rPr>
+              <w:lastRenderedPageBreak/>
+              <w:t xml:space="preserve">voice-scheduling dialog; </w:t>
+            </w:r>
+            <w:r>
+              <w:rPr>
+                <w:rStyle w:val="HTMLCode"/>
+                <w:color w:val="1A1A1A"/>
+              </w:rPr>
+              <w:t>ai_agent</w:t>
+            </w:r>
+            <w:r>
+              <w:rPr>
+                <w:rFonts w:ascii="Segoe UI" w:eastAsia="Times New Roman" w:hAnsi="Segoe UI" w:cs="Segoe UI"/>
+                <w:color w:val="1A1A1A"/>
+                <w:sz w:val="20"/>
+                <w:szCs w:val="20"/>
+              </w:rPr>
+              <w:t xml:space="preserve"> integration and the custom Skill; and all documentation, the demo video and the submission package.</w:t>
             </w:r>
           </w:p>
         </w:tc>
@@ -2043,45 +2098,46 @@
                 <w:sz w:val="20"/>
                 <w:szCs w:val="20"/>
               </w:rPr>
-              <w:t>Hardware</w:t>
-            </w:r>
-          </w:p>
-        </w:tc>
-        <w:tc>
-          <w:tcPr>
-            <w:tcW w:w="0" w:type="auto"/>
-            <w:tcBorders>
-              <w:top w:val="single" w:sz="6" w:space="0" w:color="9AA7B1"/>
-              <w:left w:val="single" w:sz="6" w:space="0" w:color="9AA7B1"/>
-              <w:bottom w:val="single" w:sz="6" w:space="0" w:color="9AA7B1"/>
-              <w:right w:val="single" w:sz="6" w:space="0" w:color="9AA7B1"/>
-            </w:tcBorders>
-            <w:tcMar>
-              <w:top w:w="100" w:type="dxa"/>
-              <w:left w:w="140" w:type="dxa"/>
-              <w:bottom w:w="100" w:type="dxa"/>
-              <w:right w:w="140" w:type="dxa"/>
-            </w:tcMar>
-            <w:hideMark/>
-          </w:tcPr>
-          <w:p>
-            <w:pPr>
-              <w:spacing w:before="160" w:after="240"/>
-              <w:rPr>
-                <w:rFonts w:ascii="Segoe UI" w:eastAsia="Times New Roman" w:hAnsi="Segoe UI" w:cs="Segoe UI"/>
-                <w:color w:val="1A1A1A"/>
-                <w:sz w:val="20"/>
-                <w:szCs w:val="20"/>
-              </w:rPr>
-            </w:pPr>
-            <w:r>
-              <w:rPr>
-                <w:rFonts w:ascii="Segoe UI" w:eastAsia="Times New Roman" w:hAnsi="Segoe UI" w:cs="Segoe UI"/>
-                <w:color w:val="1A1A1A"/>
-                <w:sz w:val="20"/>
-                <w:szCs w:val="20"/>
-              </w:rPr>
-              <w:t>Waveshare ESP32-S3-Touch-LCD-3.5-C (ESP32-S3, dual-core Xtensa LX7, 8 MB PSRAM, 16 MB flash, 320×480 ST7796 capacitive touch panel, OV5640 camera, PCF85063 RTC, ES8311 audio codec) plus a self-designed 3D-printed paddle-rotor dispenser (28BYJ-48 stepper / ULN2003)</w:t>
+              <w:lastRenderedPageBreak/>
+              <w:t>Topic direction (track)</w:t>
+            </w:r>
+          </w:p>
+        </w:tc>
+        <w:tc>
+          <w:tcPr>
+            <w:tcW w:w="0" w:type="auto"/>
+            <w:tcBorders>
+              <w:top w:val="single" w:sz="6" w:space="0" w:color="9AA7B1"/>
+              <w:left w:val="single" w:sz="6" w:space="0" w:color="9AA7B1"/>
+              <w:bottom w:val="single" w:sz="6" w:space="0" w:color="9AA7B1"/>
+              <w:right w:val="single" w:sz="6" w:space="0" w:color="9AA7B1"/>
+            </w:tcBorders>
+            <w:tcMar>
+              <w:top w:w="100" w:type="dxa"/>
+              <w:left w:w="140" w:type="dxa"/>
+              <w:bottom w:w="100" w:type="dxa"/>
+              <w:right w:w="140" w:type="dxa"/>
+            </w:tcMar>
+            <w:hideMark/>
+          </w:tcPr>
+          <w:p>
+            <w:pPr>
+              <w:spacing w:before="160" w:after="240"/>
+              <w:rPr>
+                <w:rFonts w:ascii="Segoe UI" w:eastAsia="Times New Roman" w:hAnsi="Segoe UI" w:cs="Segoe UI"/>
+                <w:color w:val="1A1A1A"/>
+                <w:sz w:val="20"/>
+                <w:szCs w:val="20"/>
+              </w:rPr>
+            </w:pPr>
+            <w:r>
+              <w:rPr>
+                <w:rFonts w:ascii="Segoe UI" w:eastAsia="Times New Roman" w:hAnsi="Segoe UI" w:cs="Segoe UI"/>
+                <w:color w:val="1A1A1A"/>
+                <w:sz w:val="20"/>
+                <w:szCs w:val="20"/>
+              </w:rPr>
+              <w:t>AI Hardware Product Innovation</w:t>
             </w:r>
           </w:p>
         </w:tc>
@@ -2121,52 +2177,45 @@
                 <w:sz w:val="20"/>
                 <w:szCs w:val="20"/>
               </w:rPr>
-              <w:t>OS</w:t>
-            </w:r>
-          </w:p>
-        </w:tc>
-        <w:tc>
-          <w:tcPr>
-            <w:tcW w:w="0" w:type="auto"/>
-            <w:tcBorders>
-              <w:top w:val="single" w:sz="6" w:space="0" w:color="9AA7B1"/>
-              <w:left w:val="single" w:sz="6" w:space="0" w:color="9AA7B1"/>
-              <w:bottom w:val="single" w:sz="6" w:space="0" w:color="9AA7B1"/>
-              <w:right w:val="single" w:sz="6" w:space="0" w:color="9AA7B1"/>
-            </w:tcBorders>
-            <w:tcMar>
-              <w:top w:w="100" w:type="dxa"/>
-              <w:left w:w="140" w:type="dxa"/>
-              <w:bottom w:w="100" w:type="dxa"/>
-              <w:right w:w="140" w:type="dxa"/>
-            </w:tcMar>
-            <w:hideMark/>
-          </w:tcPr>
-          <w:p>
-            <w:pPr>
-              <w:spacing w:before="160" w:after="240"/>
-              <w:rPr>
-                <w:rFonts w:ascii="Segoe UI" w:eastAsia="Times New Roman" w:hAnsi="Segoe UI" w:cs="Segoe UI"/>
-                <w:color w:val="1A1A1A"/>
-                <w:sz w:val="20"/>
-                <w:szCs w:val="20"/>
-              </w:rPr>
-            </w:pPr>
-            <w:r>
-              <w:rPr>
-                <w:rFonts w:ascii="Segoe UI" w:eastAsia="Times New Roman" w:hAnsi="Segoe UI" w:cs="Segoe UI"/>
-                <w:color w:val="1A1A1A"/>
-                <w:sz w:val="20"/>
-                <w:szCs w:val="20"/>
-              </w:rPr>
-              <w:t xml:space="preserve">openVela (NuttX), board config </w:t>
-            </w:r>
-            <w:r>
-              <w:rPr>
-                <w:rStyle w:val="HTMLCode"/>
-                <w:color w:val="1A1A1A"/>
-              </w:rPr>
-              <w:t>esp32s3-devkit:waveshare_lcd</w:t>
+              <w:t>Hardware</w:t>
+            </w:r>
+          </w:p>
+        </w:tc>
+        <w:tc>
+          <w:tcPr>
+            <w:tcW w:w="0" w:type="auto"/>
+            <w:tcBorders>
+              <w:top w:val="single" w:sz="6" w:space="0" w:color="9AA7B1"/>
+              <w:left w:val="single" w:sz="6" w:space="0" w:color="9AA7B1"/>
+              <w:bottom w:val="single" w:sz="6" w:space="0" w:color="9AA7B1"/>
+              <w:right w:val="single" w:sz="6" w:space="0" w:color="9AA7B1"/>
+            </w:tcBorders>
+            <w:tcMar>
+              <w:top w:w="100" w:type="dxa"/>
+              <w:left w:w="140" w:type="dxa"/>
+              <w:bottom w:w="100" w:type="dxa"/>
+              <w:right w:w="140" w:type="dxa"/>
+            </w:tcMar>
+            <w:hideMark/>
+          </w:tcPr>
+          <w:p>
+            <w:pPr>
+              <w:spacing w:before="160" w:after="240"/>
+              <w:rPr>
+                <w:rFonts w:ascii="Segoe UI" w:eastAsia="Times New Roman" w:hAnsi="Segoe UI" w:cs="Segoe UI"/>
+                <w:color w:val="1A1A1A"/>
+                <w:sz w:val="20"/>
+                <w:szCs w:val="20"/>
+              </w:rPr>
+            </w:pPr>
+            <w:r>
+              <w:rPr>
+                <w:rFonts w:ascii="Segoe UI" w:eastAsia="Times New Roman" w:hAnsi="Segoe UI" w:cs="Segoe UI"/>
+                <w:color w:val="1A1A1A"/>
+                <w:sz w:val="20"/>
+                <w:szCs w:val="20"/>
+              </w:rPr>
+              <w:t>Waveshare ESP32-S3-Touch-LCD-3.5-C (ESP32-S3, dual-core Xtensa LX7, 8 MB PSRAM, 16 MB flash, 320×480 ST7796 capacitive touch panel, OV5640 camera, PCF85063 RTC, ES8311 audio codec) plus a self-designed 3D-printed paddle-rotor dispenser (28BYJ-48 stepper / ULN2003)</w:t>
             </w:r>
           </w:p>
         </w:tc>
@@ -2206,6 +2255,91 @@
                 <w:sz w:val="20"/>
                 <w:szCs w:val="20"/>
               </w:rPr>
+              <w:t>OS</w:t>
+            </w:r>
+          </w:p>
+        </w:tc>
+        <w:tc>
+          <w:tcPr>
+            <w:tcW w:w="0" w:type="auto"/>
+            <w:tcBorders>
+              <w:top w:val="single" w:sz="6" w:space="0" w:color="9AA7B1"/>
+              <w:left w:val="single" w:sz="6" w:space="0" w:color="9AA7B1"/>
+              <w:bottom w:val="single" w:sz="6" w:space="0" w:color="9AA7B1"/>
+              <w:right w:val="single" w:sz="6" w:space="0" w:color="9AA7B1"/>
+            </w:tcBorders>
+            <w:tcMar>
+              <w:top w:w="100" w:type="dxa"/>
+              <w:left w:w="140" w:type="dxa"/>
+              <w:bottom w:w="100" w:type="dxa"/>
+              <w:right w:w="140" w:type="dxa"/>
+            </w:tcMar>
+            <w:hideMark/>
+          </w:tcPr>
+          <w:p>
+            <w:pPr>
+              <w:spacing w:before="160" w:after="240"/>
+              <w:rPr>
+                <w:rFonts w:ascii="Segoe UI" w:eastAsia="Times New Roman" w:hAnsi="Segoe UI" w:cs="Segoe UI"/>
+                <w:color w:val="1A1A1A"/>
+                <w:sz w:val="20"/>
+                <w:szCs w:val="20"/>
+              </w:rPr>
+            </w:pPr>
+            <w:r>
+              <w:rPr>
+                <w:rFonts w:ascii="Segoe UI" w:eastAsia="Times New Roman" w:hAnsi="Segoe UI" w:cs="Segoe UI"/>
+                <w:color w:val="1A1A1A"/>
+                <w:sz w:val="20"/>
+                <w:szCs w:val="20"/>
+              </w:rPr>
+              <w:t xml:space="preserve">openVela (NuttX), board config </w:t>
+            </w:r>
+            <w:r>
+              <w:rPr>
+                <w:rStyle w:val="HTMLCode"/>
+                <w:color w:val="1A1A1A"/>
+              </w:rPr>
+              <w:t>esp32s3-devkit:waveshare_lcd</w:t>
+            </w:r>
+          </w:p>
+        </w:tc>
+      </w:tr>
+      <w:tr>
+        <w:tc>
+          <w:tcPr>
+            <w:tcW w:w="0" w:type="auto"/>
+            <w:tcBorders>
+              <w:top w:val="single" w:sz="6" w:space="0" w:color="9AA7B1"/>
+              <w:left w:val="single" w:sz="6" w:space="0" w:color="9AA7B1"/>
+              <w:bottom w:val="single" w:sz="6" w:space="0" w:color="9AA7B1"/>
+              <w:right w:val="single" w:sz="6" w:space="0" w:color="9AA7B1"/>
+            </w:tcBorders>
+            <w:tcMar>
+              <w:top w:w="100" w:type="dxa"/>
+              <w:left w:w="140" w:type="dxa"/>
+              <w:bottom w:w="100" w:type="dxa"/>
+              <w:right w:w="140" w:type="dxa"/>
+            </w:tcMar>
+            <w:hideMark/>
+          </w:tcPr>
+          <w:p>
+            <w:pPr>
+              <w:spacing w:before="160" w:after="240"/>
+              <w:rPr>
+                <w:rFonts w:ascii="Segoe UI" w:eastAsia="Times New Roman" w:hAnsi="Segoe UI" w:cs="Segoe UI"/>
+                <w:color w:val="1A1A1A"/>
+                <w:sz w:val="20"/>
+                <w:szCs w:val="20"/>
+              </w:rPr>
+            </w:pPr>
+            <w:r>
+              <w:rPr>
+                <w:rFonts w:ascii="Segoe UI" w:eastAsia="Times New Roman" w:hAnsi="Segoe UI" w:cs="Segoe UI"/>
+                <w:color w:val="1A1A1A"/>
+                <w:sz w:val="20"/>
+                <w:szCs w:val="20"/>
+              </w:rPr>
               <w:t>openVela capability areas used</w:t>
             </w:r>
           </w:p>
@@ -2340,16 +2474,7 @@
                 <w:sz w:val="20"/>
                 <w:szCs w:val="20"/>
               </w:rPr>
-              <w:t xml:space="preserve"> camera stack) —</w:t>
-            </w:r>
-            <w:r>
-              <w:rPr>
-                <w:rFonts w:ascii="Segoe UI" w:eastAsia="Times New Roman" w:hAnsi="Segoe UI" w:cs="Segoe UI"/>
-                <w:color w:val="1A1A1A"/>
-                <w:sz w:val="20"/>
-                <w:szCs w:val="20"/>
-              </w:rPr>
-              <w:t xml:space="preserve"> </w:t>
+              <w:t xml:space="preserve"> camera stack) — </w:t>
             </w:r>
             <w:r>
               <w:rPr>
@@ -2711,78 +2836,124 @@
         <w:rPr>
           <w:rFonts w:eastAsia="Times New Roman"/>
         </w:rPr>
-        <w:t>3. Technical Report</w:t>
+        <w:t>Abstract</w:t>
       </w:r>
     </w:p>
     <w:p>
       <w:pPr>
-        <w:pStyle w:val="Heading3"/>
-        <w:rPr>
-          <w:rFonts w:eastAsia="Times New Roman"/>
-        </w:rPr>
-      </w:pPr>
-      <w:r>
-        <w:rPr>
-          <w:rFonts w:eastAsia="Times New Roman"/>
-        </w:rPr>
-        <w:t>3.1 Introduction</w:t>
+        <w:pStyle w:val="NormalWeb"/>
+      </w:pPr>
+      <w:r>
+        <w:t xml:space="preserve">An ordinary timed feeder cannot tell which animal is standing at the bowl, so in a multi-pet household per-pet portioning and per-pet weight control are impossible — and per-pet portioning is the first thing a vet prescribes. VelaPaw, built on openVela (NuttX) and a Waveshare ESP32-S3-Touch-LCD-3.5-C, identifies the individual pet on-device from a single camera and gates dispensing on two conditions together: the pet is recognised, </w:t>
+      </w:r>
+      <w:r>
+        <w:rPr>
+          <w:rStyle w:val="Emphasis"/>
+        </w:rPr>
+        <w:t>and</w:t>
+      </w:r>
+      <w:r>
+        <w:t xml:space="preserve"> one of its meals is due today and unfed. Recognition uses open-set metric learning rather than classification — the model emits only a 128-dimensional L2-normalised embedding, so enrolling a new pet is a pure runtime operation requiring no retraining and no firmware update. Measured results: porting an INT8 operator library to Xtensa LX7, for which openVela ships none, cut inference from </w:t>
+      </w:r>
+      <w:r>
+        <w:rPr>
+          <w:rStyle w:val="Strong"/>
+        </w:rPr>
+        <w:t>6.75 s to 1.31 s</w:t>
+      </w:r>
+      <w:r>
+        <w:t xml:space="preserve">; tracing a display fault with a logic analyser to panel bit-desynchronisation allowed a move to 40 MHz hardware SPI with GDMA, cutting full-screen repaint from </w:t>
+      </w:r>
+      <w:r>
+        <w:rPr>
+          <w:rStyle w:val="Strong"/>
+        </w:rPr>
+        <w:t>246 ms to 61 ms</w:t>
+      </w:r>
+      <w:r>
+        <w:t xml:space="preserve">; and trimming 20 </w:t>
+      </w:r>
+      <w:r>
+        <w:lastRenderedPageBreak/>
+        <w:t xml:space="preserve">unused tools compressed the </w:t>
+      </w:r>
+      <w:r>
+        <w:rPr>
+          <w:rStyle w:val="HTMLCode"/>
+        </w:rPr>
+        <w:t>ai_agent</w:t>
+      </w:r>
+      <w:r>
+        <w:t xml:space="preserve"> request body from 19,391 B to fit NuttX's IOB pool, taking end-to-end latency from </w:t>
+      </w:r>
+      <w:r>
+        <w:rPr>
+          <w:rStyle w:val="Strong"/>
+        </w:rPr>
+        <w:t>150–300 s to 3.6–35.6 s</w:t>
+      </w:r>
+      <w:r>
+        <w:t xml:space="preserve">. All image processing and every feeding decision happen on-device and </w:t>
+      </w:r>
+      <w:r>
+        <w:rPr>
+          <w:rStyle w:val="Strong"/>
+        </w:rPr>
+        <w:t>no image ever leaves the hardware</w:t>
+      </w:r>
+      <w:r>
+        <w:t xml:space="preserve">; the only networked component, </w:t>
+      </w:r>
+      <w:r>
+        <w:rPr>
+          <w:rStyle w:val="HTMLCode"/>
+        </w:rPr>
+        <w:t>ai_agent</w:t>
+      </w:r>
+      <w:r>
+        <w:t>, uses a custom Skill to read the records the feeder writes to littlefs and speaks only when an appetite threshold is crossed. Unplugged from the network, the feeder behaves identically.</w:t>
       </w:r>
     </w:p>
     <w:p>
       <w:pPr>
-        <w:pStyle w:val="Heading4"/>
-        <w:rPr>
-          <w:rFonts w:eastAsia="Times New Roman"/>
-        </w:rPr>
-      </w:pPr>
-      <w:r>
-        <w:rPr>
-          <w:rFonts w:eastAsia="Times New Roman"/>
-        </w:rPr>
-        <w:t>3.1.1 Background and problem statement</w:t>
+        <w:pStyle w:val="Heading2"/>
+        <w:rPr>
+          <w:rFonts w:eastAsia="Times New Roman"/>
+        </w:rPr>
+      </w:pPr>
+      <w:r>
+        <w:rPr>
+          <w:rFonts w:eastAsia="Times New Roman"/>
+        </w:rPr>
+        <w:t>3. Technical Report</w:t>
       </w:r>
     </w:p>
     <w:p>
       <w:pPr>
-        <w:pStyle w:val="NormalWeb"/>
-      </w:pPr>
-      <w:r>
-        <w:t xml:space="preserve">In a multi-pet household, an ordinary timed feeder has a structural flaw: </w:t>
-      </w:r>
-      <w:r>
-        <w:rPr>
-          <w:rStyle w:val="Strong"/>
-        </w:rPr>
-        <w:t>it does not know which animal is standing at the bowl</w:t>
-      </w:r>
-      <w:r>
-        <w:t>. The lid opens on schedule, whoever arrives first eats everything, and the slower one goes hungry. Per-pet portions, per-pet weight control, per-pet appetite monitoring — none of it is possible. And per-pet portioning is precisely the first thing a vet asks for when prescribing a weight-loss, disease-management, or post-operative plan.</w:t>
+        <w:pStyle w:val="Heading3"/>
+        <w:rPr>
+          <w:rFonts w:eastAsia="Times New Roman"/>
+        </w:rPr>
+      </w:pPr>
+      <w:r>
+        <w:rPr>
+          <w:rFonts w:eastAsia="Times New Roman"/>
+        </w:rPr>
+        <w:t>3.1 Introduction</w:t>
       </w:r>
     </w:p>
     <w:p>
       <w:pPr>
-        <w:pStyle w:val="NormalWeb"/>
-      </w:pPr>
-      <w:r>
-        <w:t xml:space="preserve">Existing camera-equipped feeders — for instance the Xiaomi Mijia Smart Pet Feeder 2 Vision Edition, launched March 2026 at ¥449 crowdfunded / ¥549 retail — solve the problem of letting the owner </w:t>
-      </w:r>
-      <w:r>
-        <w:rPr>
-          <w:rStyle w:val="Emphasis"/>
-        </w:rPr>
-        <w:t>see</w:t>
-      </w:r>
-      <w:r>
-        <w:t xml:space="preserve"> the bowl; what the camera produces is a video stream. They do not solve </w:t>
-      </w:r>
-      <w:r>
-        <w:rPr>
-          <w:rStyle w:val="Emphasis"/>
-        </w:rPr>
-        <w:t>identifying</w:t>
-      </w:r>
-      <w:r>
-        <w:t xml:space="preserve"> which animal it is. Such products also bind the camera feed to a cloud account, which is the single largest source of hesitation pet owners have about a household camera.</w:t>
+        <w:pStyle w:val="Heading4"/>
+        <w:rPr>
+          <w:rFonts w:eastAsia="Times New Roman"/>
+        </w:rPr>
+      </w:pPr>
+      <w:r>
+        <w:rPr>
+          <w:rFonts w:eastAsia="Times New Roman"/>
+        </w:rPr>
+        <w:t>3.1.1 Background and problem statement</w:t>
       </w:r>
     </w:p>
     <w:p>
@@ -2790,12 +2961,55 @@
         <w:pStyle w:val="NormalWeb"/>
       </w:pPr>
       <w:r>
-        <w:t>VelaPaw therefore defines its problem as:</w:t>
+        <w:t xml:space="preserve">In a multi-pet household, an ordinary timed feeder has a structural flaw: </w:t>
+      </w:r>
+      <w:r>
+        <w:rPr>
+          <w:rStyle w:val="Strong"/>
+        </w:rPr>
+        <w:t>it does not know which animal is standing at the bowl</w:t>
+      </w:r>
+      <w:r>
+        <w:t>. The lid opens on schedule, whoever arrives first eats everything, and the slower one goes hungry. Per-pet portions, per-pet weight control, per-pet appetite monitoring — none of it is possible. And per-pet portioning is precisely the first thing a vet asks for when prescribing a weight-loss, disease-management, or post-operative plan.</w:t>
       </w:r>
     </w:p>
     <w:p>
       <w:pPr>
-        <w:divId w:val="1145513086"/>
+        <w:pStyle w:val="NormalWeb"/>
+      </w:pPr>
+      <w:r>
+        <w:t xml:space="preserve">Existing camera-equipped feeders — for instance the Xiaomi Mijia Smart Pet Feeder 2 Vision Edition, launched March 2026 at ¥449 crowdfunded / ¥549 retail — solve the problem of letting the owner </w:t>
+      </w:r>
+      <w:r>
+        <w:rPr>
+          <w:rStyle w:val="Emphasis"/>
+        </w:rPr>
+        <w:t>see</w:t>
+      </w:r>
+      <w:r>
+        <w:t xml:space="preserve"> the bowl; what the camera produces is a video stream. They do not solve </w:t>
+      </w:r>
+      <w:r>
+        <w:rPr>
+          <w:rStyle w:val="Emphasis"/>
+        </w:rPr>
+        <w:t>identifying</w:t>
+      </w:r>
+      <w:r>
+        <w:t xml:space="preserve"> which animal it is. Such products also bind the camera feed to a cloud account, which is the single largest source of hesitation pet owners have about a household camera.</w:t>
+      </w:r>
+    </w:p>
+    <w:p>
+      <w:pPr>
+        <w:pStyle w:val="NormalWeb"/>
+      </w:pPr>
+      <w:r>
+        <w:t>VelaPaw therefore defines its problem as:</w:t>
+      </w:r>
+    </w:p>
+    <w:p>
+      <w:pPr>
+        <w:divId w:val="818688732"/>
         <w:rPr>
           <w:rFonts w:eastAsia="Times New Roman"/>
         </w:rPr>
@@ -3146,16 +3360,7 @@
                 <w:sz w:val="20"/>
                 <w:szCs w:val="20"/>
               </w:rPr>
-              <w:t xml:space="preserve"> </w:t>
-            </w:r>
-            <w:r>
-              <w:rPr>
-                <w:rFonts w:ascii="Segoe UI" w:eastAsia="Times New Roman" w:hAnsi="Segoe UI" w:cs="Segoe UI"/>
-                <w:color w:val="1A1A1A"/>
-                <w:sz w:val="20"/>
-                <w:szCs w:val="20"/>
-              </w:rPr>
-              <w:t xml:space="preserve">(643,819 of 768,105 ticks): latency is almost entirely decided by the INT8 convolution kernels. Yet the openVela tree ships only </w:t>
+              <w:t xml:space="preserve"> (643,819 of 768,105 ticks): latency is almost entirely decided by the INT8 convolution kernels. Yet the openVela tree ships only </w:t>
             </w:r>
             <w:r>
               <w:rPr>
@@ -3247,6 +3452,7 @@
                 <w:sz w:val="20"/>
                 <w:szCs w:val="20"/>
               </w:rPr>
+              <w:lastRenderedPageBreak/>
               <w:t>②</w:t>
             </w:r>
             <w:r>
@@ -4056,13 +4262,7 @@
         <w:rPr>
           <w:rFonts w:eastAsia="Times New Roman"/>
         </w:rPr>
-        <w:t xml:space="preserve"> </w:t>
-      </w:r>
-      <w:r>
-        <w:rPr>
-          <w:rFonts w:eastAsia="Times New Roman"/>
-        </w:rPr>
-        <w:t xml:space="preserve">The model is only a generic pet feature extractor, mapping a 128×128 frame to an L2-normalised 128-dimensional embedding. Enrolment = store the mean embedding of a few photos; recognition = cosine similarity. </w:t>
+        <w:t xml:space="preserve"> The model is only a generic pet feature extractor, mapping a 128×128 frame to an L2-normalised 128-dimensional embedding. Enrolment = store the mean embedding of a few photos; recognition = cosine similarity. </w:t>
       </w:r>
       <w:r>
         <w:rPr>
@@ -4094,13 +4294,7 @@
         <w:rPr>
           <w:rFonts w:eastAsia="Times New Roman"/>
         </w:rPr>
-        <w:t xml:space="preserve"> </w:t>
-      </w:r>
-      <w:r>
-        <w:rPr>
-          <w:rFonts w:eastAsia="Times New Roman"/>
-        </w:rPr>
-        <w:t xml:space="preserve">A logic analyser disproved the "software problem" hypothesis and reframed it as a panel bit-synchronisation problem (§3.4.3). With that fixed, the display moved from bit-banging to 40 MHz hardware SPI + GDMA: full-screen repaint </w:t>
+        <w:t xml:space="preserve"> A logic analyser disproved the "software problem" hypothesis and reframed it as a panel bit-synchronisation problem (§3.4.3). With that fixed, the display moved from bit-banging to 40 MHz hardware SPI + GDMA: full-screen repaint </w:t>
       </w:r>
       <w:r>
         <w:rPr>
@@ -4170,6 +4364,7 @@
           <w:rStyle w:val="Strong"/>
           <w:rFonts w:eastAsia="Times New Roman"/>
         </w:rPr>
+        <w:lastRenderedPageBreak/>
         <w:t>A clear "offline-first, network-optional" boundary.</w:t>
       </w:r>
       <w:r>
@@ -4214,13 +4409,7 @@
         <w:rPr>
           <w:rFonts w:eastAsia="Times New Roman"/>
         </w:rPr>
-        <w:t xml:space="preserve"> </w:t>
-      </w:r>
-      <w:r>
-        <w:rPr>
-          <w:rFonts w:eastAsia="Times New Roman"/>
-        </w:rPr>
-        <w:t xml:space="preserve">A continuously rotating paddle rotor replaces a flap: a flap's dose drifts with hopper level, whereas each rotor pocket has fixed volume, so </w:t>
+        <w:t xml:space="preserve"> A continuously rotating paddle rotor replaces a flap: a flap's dose drifts with hopper level, whereas each rotor pocket has fixed volume, so </w:t>
       </w:r>
       <w:r>
         <w:rPr>
@@ -4289,10 +4478,7 @@
         <w:pStyle w:val="HTMLPreformatted"/>
       </w:pPr>
       <w:r>
-        <w:t xml:space="preserve">│  ┌── Application app/velapaw/ ────────────────┐  </w:t>
-      </w:r>
-      <w:r>
-        <w:t xml:space="preserve"> ┌── ai_agent (the only ────┐       │</w:t>
+        <w:t>│  ┌── Application app/velapaw/ ────────────────┐   ┌── ai_agent (the only ────┐       │</w:t>
       </w:r>
     </w:p>
     <w:p>
@@ -4340,10 +4526,7 @@
         <w:pStyle w:val="HTMLPreformatted"/>
       </w:pPr>
       <w:r>
-        <w:t xml:space="preserve">│  │  store/    </w:t>
-      </w:r>
-      <w:r>
-        <w:t>history · trends · appetite     │   │  heartbeat (proactive)   │       │</w:t>
+        <w:t>│  │  store/    history · trends · appetite     │   │  heartbeat (proactive)   │       │</w:t>
       </w:r>
     </w:p>
     <w:p>
@@ -4383,10 +4566,7 @@
         <w:pStyle w:val="HTMLPreformatted"/>
       </w:pPr>
       <w:r>
-        <w:t xml:space="preserve">│  </w:t>
-      </w:r>
-      <w:r>
-        <w:t>┌───────▼──── openVela subsystems ────────────────────────────▼─────────────────┐   │</w:t>
+        <w:t>│  ┌───────▼──── openVela subsystems ────────────────────────────▼─────────────────┐   │</w:t>
       </w:r>
     </w:p>
     <w:p>
@@ -4426,10 +4606,7 @@
         <w:pStyle w:val="HTMLPreformatted"/>
       </w:pPr>
       <w:r>
-        <w:t xml:space="preserve">│  ┌───────▼───────────────────────────────────────────────────┐     </w:t>
-      </w:r>
-      <w:r>
-        <w:t>│ 192.168.137.2  │</w:t>
+        <w:t>│  ┌───────▼───────────────────────────────────────────────────┐     │ 192.168.137.2  │</w:t>
       </w:r>
     </w:p>
     <w:p>
@@ -4477,15 +4654,12 @@
         <w:pStyle w:val="HTMLPreformatted"/>
       </w:pPr>
       <w:r>
-        <w:t xml:space="preserve">                                                      </w:t>
-      </w:r>
-      <w:r>
-        <w:t>DeepSeek API (api.deepseek.com:443)</w:t>
+        <w:t xml:space="preserve">                                                      DeepSeek API (api.deepseek.com:443)</w:t>
       </w:r>
     </w:p>
     <w:p>
       <w:pPr>
-        <w:pStyle w:val="caption"/>
+        <w:pStyle w:val="Caption1"/>
       </w:pPr>
       <w:r>
         <w:t>Figure 3-1 — VelaPaw system block diagram</w:t>
@@ -4773,16 +4947,7 @@
                 <w:sz w:val="20"/>
                 <w:szCs w:val="20"/>
               </w:rPr>
-              <w:t>: every new pet would require retraining and an OTA — unacceptable in a consumer product. Metric learning reduces "add a pet" to writing on</w:t>
-            </w:r>
-            <w:r>
-              <w:rPr>
-                <w:rFonts w:ascii="Segoe UI" w:eastAsia="Times New Roman" w:hAnsi="Segoe UI" w:cs="Segoe UI"/>
-                <w:color w:val="1A1A1A"/>
-                <w:sz w:val="20"/>
-                <w:szCs w:val="20"/>
-              </w:rPr>
-              <w:t>e flash record. The cost is inherently weaker rejection of non-pet objects, so the lever is placed on enrolment quality (close, well-lit, front-facing) rather than on the threshold.</w:t>
+              <w:t>: every new pet would require retraining and an OTA — unacceptable in a consumer product. Metric learning reduces "add a pet" to writing one flash record. The cost is inherently weaker rejection of non-pet objects, so the lever is placed on enrolment quality (close, well-lit, front-facing) rather than on the threshold.</w:t>
             </w:r>
           </w:p>
         </w:tc>
@@ -4822,6 +4987,7 @@
                 <w:sz w:val="20"/>
                 <w:szCs w:val="20"/>
               </w:rPr>
+              <w:lastRenderedPageBreak/>
               <w:t>Inference runtime</w:t>
             </w:r>
           </w:p>
@@ -4933,16 +5099,7 @@
                 <w:sz w:val="20"/>
                 <w:szCs w:val="20"/>
               </w:rPr>
-              <w:t xml:space="preserve"> </w:t>
-            </w:r>
-            <w:r>
-              <w:rPr>
-                <w:rFonts w:ascii="Segoe UI" w:eastAsia="Times New Roman" w:hAnsi="Segoe UI" w:cs="Segoe UI"/>
-                <w:color w:val="1A1A1A"/>
-                <w:sz w:val="20"/>
-                <w:szCs w:val="20"/>
-              </w:rPr>
-              <w:t>(negligible against 8 MB PSRAM), and located the bottleneck in CONV_2D (84%). That determined the project would not be viable without LX7 SIMD kernels (ESP-NN).</w:t>
+              <w:t xml:space="preserve"> (negligible against 8 MB PSRAM), and located the bottleneck in CONV_2D (84%). That determined the project would not be viable without LX7 SIMD kernels (ESP-NN).</w:t>
             </w:r>
           </w:p>
         </w:tc>
@@ -5567,16 +5724,7 @@
                 <w:sz w:val="20"/>
                 <w:szCs w:val="20"/>
               </w:rPr>
-              <w:t xml:space="preserve"> </w:t>
-            </w:r>
-            <w:r>
-              <w:rPr>
-                <w:rFonts w:ascii="Segoe UI" w:eastAsia="Times New Roman" w:hAnsi="Segoe UI" w:cs="Segoe UI"/>
-                <w:color w:val="1A1A1A"/>
-                <w:sz w:val="20"/>
-                <w:szCs w:val="20"/>
-              </w:rPr>
-              <w:t xml:space="preserve">hard-requires RNDIS on interface 0, which collides with the CDC-ACM console; the resulting Code-10 proved unavoidable. CDC-NCM makes the </w:t>
+              <w:t xml:space="preserve"> hard-requires RNDIS on interface 0, which collides with the CDC-ACM console; the resulting Code-10 proved unavoidable. CDC-NCM makes the </w:t>
             </w:r>
             <w:r>
               <w:rPr>
@@ -5766,16 +5914,7 @@
                 <w:sz w:val="20"/>
                 <w:szCs w:val="20"/>
               </w:rPr>
-              <w:t xml:space="preserve"> </w:t>
-            </w:r>
-            <w:r>
-              <w:rPr>
-                <w:rFonts w:ascii="Segoe UI" w:eastAsia="Times New Roman" w:hAnsi="Segoe UI" w:cs="Segoe UI"/>
-                <w:color w:val="1A1A1A"/>
-                <w:sz w:val="20"/>
-                <w:szCs w:val="20"/>
-              </w:rPr>
-              <w:t xml:space="preserve">After each feed the VelaPaw C application writes plain Markdown to </w:t>
+              <w:t xml:space="preserve"> After each feed the VelaPaw C application writes plain Markdown to </w:t>
             </w:r>
             <w:r>
               <w:rPr>
@@ -5875,6 +6014,7 @@
                 <w:sz w:val="20"/>
                 <w:szCs w:val="20"/>
               </w:rPr>
+              <w:lastRenderedPageBreak/>
               <w:t>Agent persistence</w:t>
             </w:r>
           </w:p>
@@ -6000,16 +6140,7 @@
                 <w:sz w:val="20"/>
                 <w:szCs w:val="20"/>
               </w:rPr>
-              <w:t xml:space="preserve"> </w:t>
-            </w:r>
-            <w:r>
-              <w:rPr>
-                <w:rFonts w:ascii="Segoe UI" w:eastAsia="Times New Roman" w:hAnsi="Segoe UI" w:cs="Segoe UI"/>
-                <w:color w:val="1A1A1A"/>
-                <w:sz w:val="20"/>
-                <w:szCs w:val="20"/>
-              </w:rPr>
-              <w:t xml:space="preserve">while </w:t>
+              <w:t xml:space="preserve"> while </w:t>
             </w:r>
             <w:r>
               <w:rPr>
@@ -7321,6 +7452,7 @@
         <w:rPr>
           <w:rStyle w:val="Strong"/>
         </w:rPr>
+        <w:lastRenderedPageBreak/>
         <w:t>Degraded networks</w:t>
       </w:r>
       <w:r>
@@ -7351,10 +7483,7 @@
         <w:t>api.deepseek.com:443</w:t>
       </w:r>
       <w:r>
-        <w:t xml:space="preserve"> </w:t>
-      </w:r>
-      <w:r>
-        <w:t xml:space="preserve">(visible as </w:t>
+        <w:t xml:space="preserve"> (visible as </w:t>
       </w:r>
       <w:r>
         <w:rPr>
@@ -7417,10 +7546,7 @@
         <w:t>Request size</w:t>
       </w:r>
       <w:r>
-        <w:t xml:space="preserve"> </w:t>
-      </w:r>
-      <w:r>
-        <w:t>— the tool cut described in §3.3.3, which brings the body within what the IOB pool can carry, and is by far the most effective of the three on a weak link.</w:t>
+        <w:t xml:space="preserve"> — the tool cut described in §3.3.3, which brings the body within what the IOB pool can carry, and is by far the most effective of the three on a weak link.</w:t>
       </w:r>
     </w:p>
     <w:p>
@@ -8532,7 +8658,17 @@
                 <w:sz w:val="20"/>
                 <w:szCs w:val="20"/>
               </w:rPr>
-              <w:t xml:space="preserve"> Three gates at 0.40 / 0.55 / 0.55, plus a voting rule that rescues a dialog from three sub-threshold readings.</w:t>
+              <w:t xml:space="preserve"> </w:t>
+            </w:r>
+            <w:r>
+              <w:rPr>
+                <w:rFonts w:ascii="Segoe UI" w:eastAsia="Times New Roman" w:hAnsi="Segoe UI" w:cs="Segoe UI"/>
+                <w:color w:val="1A1A1A"/>
+                <w:sz w:val="20"/>
+                <w:szCs w:val="20"/>
+              </w:rPr>
+              <w:lastRenderedPageBreak/>
+              <w:t>Three gates at 0.40 / 0.55 / 0.55, plus a voting rule that rescues a dialog from three sub-threshold readings.</w:t>
             </w:r>
           </w:p>
         </w:tc>
@@ -8572,6 +8708,7 @@
                 <w:sz w:val="20"/>
                 <w:szCs w:val="20"/>
               </w:rPr>
+              <w:lastRenderedPageBreak/>
               <w:t>HAL</w:t>
             </w:r>
           </w:p>
@@ -9815,6 +9952,7 @@
                 <w:sz w:val="20"/>
                 <w:szCs w:val="20"/>
               </w:rPr>
+              <w:lastRenderedPageBreak/>
               <w:t>Compute cost</w:t>
             </w:r>
           </w:p>
@@ -9949,16 +10087,7 @@
                 <w:sz w:val="20"/>
                 <w:szCs w:val="20"/>
               </w:rPr>
-              <w:t xml:space="preserve"> </w:t>
-            </w:r>
-            <w:r>
-              <w:rPr>
-                <w:rFonts w:ascii="Segoe UI" w:eastAsia="Times New Roman" w:hAnsi="Segoe UI" w:cs="Segoe UI"/>
-                <w:color w:val="1A1A1A"/>
-                <w:sz w:val="20"/>
-                <w:szCs w:val="20"/>
-              </w:rPr>
-              <w:t>(non-persistent 55,296 B + persistent 29,124 B), split CONV_2D ≈84% / DEPTHWISE_CONV_2D ≈16%. The magnitudes are enough to establish that the arena is not the constraint and the convolution kernels are — which is what set the optimisation direction.</w:t>
+              <w:t xml:space="preserve"> (non-persistent 55,296 B + persistent 29,124 B), split CONV_2D ≈84% / DEPTHWISE_CONV_2D ≈16%. The magnitudes are enough to establish that the arena is not the constraint and the convolution kernels are — which is what set the optimisation direction.</w:t>
             </w:r>
           </w:p>
         </w:tc>
@@ -10732,16 +10861,7 @@
                 <w:sz w:val="20"/>
                 <w:szCs w:val="20"/>
               </w:rPr>
-              <w:t xml:space="preserve"> </w:t>
-            </w:r>
-            <w:r>
-              <w:rPr>
-                <w:rFonts w:ascii="Segoe UI" w:eastAsia="Times New Roman" w:hAnsi="Segoe UI" w:cs="Segoe UI"/>
-                <w:color w:val="1A1A1A"/>
-                <w:sz w:val="20"/>
-                <w:szCs w:val="20"/>
-              </w:rPr>
-              <w:t xml:space="preserve">(A plaintext key did leak into logs once during development; that was fixed, and </w:t>
+              <w:t xml:space="preserve"> (A plaintext key did leak into logs once during development; that was fixed, and </w:t>
             </w:r>
             <w:r>
               <w:rPr>
@@ -10829,6 +10949,7 @@
                 <w:sz w:val="20"/>
                 <w:szCs w:val="20"/>
               </w:rPr>
+              <w:lastRenderedPageBreak/>
               <w:t>Link</w:t>
             </w:r>
           </w:p>
@@ -11258,7 +11379,7 @@
     <w:p>
       <w:pPr>
         <w:shd w:val="clear" w:color="auto" w:fill="FBF7E8"/>
-        <w:divId w:val="412819222"/>
+        <w:divId w:val="350766326"/>
         <w:rPr>
           <w:rFonts w:eastAsia="Times New Roman"/>
           <w:sz w:val="20"/>
@@ -11280,15 +11401,7 @@
           <w:sz w:val="20"/>
           <w:szCs w:val="20"/>
         </w:rPr>
-        <w:t xml:space="preserve"> </w:t>
-      </w:r>
-      <w:r>
-        <w:rPr>
-          <w:rFonts w:eastAsia="Times New Roman"/>
-          <w:sz w:val="20"/>
-          <w:szCs w:val="20"/>
-        </w:rPr>
-        <w:t xml:space="preserve">cutting a tool </w:t>
+        <w:t xml:space="preserve"> cutting a tool </w:t>
       </w:r>
       <w:r>
         <w:rPr>
@@ -11523,13 +11636,7 @@
         <w:rPr>
           <w:rFonts w:eastAsia="Times New Roman"/>
         </w:rPr>
-        <w:t xml:space="preserve"> </w:t>
-      </w:r>
-      <w:r>
-        <w:rPr>
-          <w:rFonts w:eastAsia="Times New Roman"/>
-        </w:rPr>
-        <w:t xml:space="preserve">was delivered to the owner as the answer. The fix </w:t>
+        <w:t xml:space="preserve"> was delivered to the owner as the answer. The fix </w:t>
       </w:r>
       <w:r>
         <w:rPr>
@@ -11688,13 +11795,11 @@
         <w:rPr>
           <w:rStyle w:val="Strong"/>
         </w:rPr>
+        <w:lastRenderedPageBreak/>
         <w:t>(4) Verification methodology.</w:t>
       </w:r>
       <w:r>
-        <w:t xml:space="preserve"> </w:t>
-      </w:r>
-      <w:r>
-        <w:t xml:space="preserve">This project is deliberately distrustful of "it looks like it works", and settled on three criteria. </w:t>
+        <w:t xml:space="preserve"> This project is deliberately distrustful of "it looks like it works", and settled on three criteria. </w:t>
       </w:r>
       <w:r>
         <w:rPr>
@@ -11748,10 +11853,7 @@
         <w:t>llm_cache</w:t>
       </w:r>
       <w:r>
-        <w:t xml:space="preserve"> </w:t>
-      </w:r>
-      <w:r>
-        <w:t>replay is ruled out.</w:t>
+        <w:t xml:space="preserve"> replay is ruled out.</w:t>
       </w:r>
     </w:p>
     <w:p>
@@ -12150,16 +12252,7 @@
                 <w:sz w:val="20"/>
                 <w:szCs w:val="20"/>
               </w:rPr>
-              <w:t xml:space="preserve"> </w:t>
-            </w:r>
-            <w:r>
-              <w:rPr>
-                <w:rFonts w:ascii="Segoe UI" w:eastAsia="Times New Roman" w:hAnsi="Segoe UI" w:cs="Segoe UI"/>
-                <w:color w:val="1A1A1A"/>
-                <w:sz w:val="20"/>
-                <w:szCs w:val="20"/>
-              </w:rPr>
-              <w:t>(identity + body condition) with arenas in PSRAM and inference on a dedicated worker thread; ESP-NN LX7 SIMD kernels are wired into the same runtime (submitted as a fork/PR).</w:t>
+              <w:t xml:space="preserve"> (identity + body condition) with arenas in PSRAM and inference on a dedicated worker thread; ESP-NN LX7 SIMD kernels are wired into the same runtime (submitted as a fork/PR).</w:t>
             </w:r>
           </w:p>
         </w:tc>
@@ -12850,6 +12943,7 @@
                 <w:sz w:val="20"/>
                 <w:szCs w:val="20"/>
               </w:rPr>
+              <w:lastRenderedPageBreak/>
               <w:t>Filesystem</w:t>
             </w:r>
           </w:p>
@@ -12972,16 +13066,7 @@
                 <w:sz w:val="20"/>
                 <w:szCs w:val="20"/>
               </w:rPr>
-              <w:t xml:space="preserve"> </w:t>
-            </w:r>
-            <w:r>
-              <w:rPr>
-                <w:rFonts w:ascii="Segoe UI" w:eastAsia="Times New Roman" w:hAnsi="Segoe UI" w:cs="Segoe UI"/>
-                <w:color w:val="1A1A1A"/>
-                <w:sz w:val="20"/>
-                <w:szCs w:val="20"/>
-              </w:rPr>
-              <w:t>littlefs partition holds Agent config, Skills, sessions, and VelaPaw's feeding records, surviving both reboot and firmware reflash.</w:t>
+              <w:t xml:space="preserve"> littlefs partition holds Agent config, Skills, sessions, and VelaPaw's feeding records, surviving both reboot and firmware reflash.</w:t>
             </w:r>
           </w:p>
         </w:tc>
@@ -13577,13 +13662,7 @@
         <w:rPr>
           <w:rFonts w:eastAsia="Times New Roman"/>
         </w:rPr>
-        <w:t xml:space="preserve"> </w:t>
-      </w:r>
-      <w:r>
-        <w:rPr>
-          <w:rFonts w:eastAsia="Times New Roman"/>
-        </w:rPr>
-        <w:t xml:space="preserve">— yet it is one of the three symbols required to keep task stacks out of PSRAM, and missing any one of them deadlocks the first </w:t>
+        <w:t xml:space="preserve"> — yet it is one of the three symbols required to keep task stacks out of PSRAM, and missing any one of them deadlocks the first </w:t>
       </w:r>
       <w:r>
         <w:rPr>
@@ -13647,13 +13726,7 @@
         <w:rPr>
           <w:rFonts w:eastAsia="Times New Roman"/>
         </w:rPr>
-        <w:t xml:space="preserve"> </w:t>
-      </w:r>
-      <w:r>
-        <w:rPr>
-          <w:rFonts w:eastAsia="Times New Roman"/>
-        </w:rPr>
-        <w:t>36 default tools produce a 19 KB request against roughly 7.8 KB of usable IOB — presenting as an intermittent hang with no timeout, which is the hardest failure class to diagnose. Suggestion: ship a leaner default tool set for MCU targets, or assert on request size at startup.</w:t>
+        <w:t xml:space="preserve"> 36 default tools produce a 19 KB request against roughly 7.8 KB of usable IOB — presenting as an intermittent hang with no timeout, which is the hardest failure class to diagnose. Suggestion: ship a leaner default tool set for MCU targets, or assert on request size at startup.</w:t>
       </w:r>
     </w:p>
     <w:p>
@@ -13698,13 +13771,7 @@
         <w:rPr>
           <w:rFonts w:eastAsia="Times New Roman"/>
         </w:rPr>
-        <w:t xml:space="preserve"> </w:t>
-      </w:r>
-      <w:r>
-        <w:rPr>
-          <w:rFonts w:eastAsia="Times New Roman"/>
-        </w:rPr>
-        <w:t>runs before the LLM, so once its target tool is excluded the wrong result is returned to the user as the final answer, with no warning. Suggestion: validate at compile time that the shortcut table is a subset of the registered tools.</w:t>
+        <w:t xml:space="preserve"> runs before the LLM, so once its target tool is excluded the wrong result is returned to the user as the final answer, with no warning. Suggestion: validate at compile time that the shortcut table is a subset of the registered tools.</w:t>
       </w:r>
     </w:p>
     <w:p>
@@ -13784,19 +13851,21 @@
           <w:rStyle w:val="Strong"/>
           <w:rFonts w:eastAsia="Times New Roman"/>
         </w:rPr>
-        <w:t>silently truncates</w:t>
-      </w:r>
-      <w:r>
-        <w:rPr>
-          <w:rFonts w:eastAsia="Times New Roman"/>
-        </w:rPr>
-        <w:t xml:space="preserve"> </w:t>
-      </w:r>
-      <w:r>
-        <w:rPr>
-          <w:rFonts w:eastAsia="Times New Roman"/>
-        </w:rPr>
-        <w:t xml:space="preserve">an input line at about 80 characters, so provisioning a file with </w:t>
+        <w:t xml:space="preserve">silently </w:t>
+      </w:r>
+      <w:r>
+        <w:rPr>
+          <w:rStyle w:val="Strong"/>
+          <w:rFonts w:eastAsia="Times New Roman"/>
+        </w:rPr>
+        <w:lastRenderedPageBreak/>
+        <w:t>truncates</w:t>
+      </w:r>
+      <w:r>
+        <w:rPr>
+          <w:rFonts w:eastAsia="Times New Roman"/>
+        </w:rPr>
+        <w:t xml:space="preserve"> an input line at about 80 characters, so provisioning a file with </w:t>
       </w:r>
       <w:r>
         <w:rPr>
@@ -13881,10 +13950,7 @@
         <w:pStyle w:val="HTMLPreformatted"/>
       </w:pPr>
       <w:r>
-        <w:t xml:space="preserve">│   ├── identity/ </w:t>
-      </w:r>
-      <w:r>
-        <w:t xml:space="preserve">        enrolment · cosine match · flash persistence  419</w:t>
+        <w:t>│   ├── identity/         enrolment · cosine match · flash persistence  419</w:t>
       </w:r>
     </w:p>
     <w:p>
@@ -13932,10 +13998,7 @@
         <w:pStyle w:val="HTMLPreformatted"/>
       </w:pPr>
       <w:r>
-        <w:t xml:space="preserve">│                         </w:t>
-      </w:r>
-      <w:r>
-        <w:t>auto-start (esp32s3_appinit.c 284) · bringup (658) · defconfig (205)</w:t>
+        <w:t>│                         auto-start (esp32s3_appinit.c 284) · bringup (658) · defconfig (205)</w:t>
       </w:r>
     </w:p>
     <w:p>
@@ -14002,10 +14065,7 @@
         <w:t>board/</w:t>
       </w:r>
       <w:r>
-        <w:t xml:space="preserve"> </w:t>
-      </w:r>
-      <w:r>
-        <w:t xml:space="preserve">(excluding generated model arrays, font tables, and assets); host-side Python is about </w:t>
+        <w:t xml:space="preserve"> (excluding generated model arrays, font tables, and assets); host-side Python is about </w:t>
       </w:r>
       <w:r>
         <w:rPr>
@@ -14933,6 +14993,7 @@
                 <w:rStyle w:val="HTMLCode"/>
                 <w:color w:val="1A1A1A"/>
               </w:rPr>
+              <w:lastRenderedPageBreak/>
               <w:t>0x800000</w:t>
             </w:r>
           </w:p>
@@ -15240,7 +15301,7 @@
     <w:p>
       <w:pPr>
         <w:shd w:val="clear" w:color="auto" w:fill="FBF7E8"/>
-        <w:divId w:val="489450197"/>
+        <w:divId w:val="1425221318"/>
         <w:rPr>
           <w:rFonts w:eastAsia="Times New Roman"/>
           <w:sz w:val="20"/>
@@ -15316,10 +15377,7 @@
         <w:pStyle w:val="HTMLPreformatted"/>
       </w:pPr>
       <w:r>
-        <w:t xml:space="preserve">  </w:t>
-      </w:r>
-      <w:r>
-        <w:t>OV5640 frame (LCD_CAM + GDMA)</w:t>
+        <w:t xml:space="preserve">  OV5640 frame (LCD_CAM + GDMA)</w:t>
       </w:r>
     </w:p>
     <w:p>
@@ -15439,10 +15497,7 @@
         <w:pStyle w:val="HTMLPreformatted"/>
       </w:pPr>
       <w:r>
-        <w:t xml:space="preserve">  | (1) does this pet have a meal due, unfed  </w:t>
-      </w:r>
-      <w:r>
-        <w:t xml:space="preserve">    |</w:t>
+        <w:t xml:space="preserve">  | (1) does this pet have a meal due, unfed      |</w:t>
       </w:r>
     </w:p>
     <w:p>
@@ -15546,10 +15601,7 @@
         <w:pStyle w:val="HTMLPreformatted"/>
       </w:pPr>
       <w:r>
-        <w:t xml:space="preserve"> </w:t>
-      </w:r>
-      <w:r>
-        <w:t xml:space="preserve">          v</w:t>
+        <w:t xml:space="preserve">           v</w:t>
       </w:r>
     </w:p>
     <w:p>
@@ -15631,10 +15683,7 @@
         <w:pStyle w:val="HTMLPreformatted"/>
       </w:pPr>
       <w:r>
-        <w:t xml:space="preserve">  </w:t>
-      </w:r>
-      <w:r>
-        <w:t>(B) reactive: console  ask "how much did bob eat today"</w:t>
+        <w:t xml:space="preserve">  (B) reactive: console  ask "how much did bob eat today"</w:t>
       </w:r>
     </w:p>
     <w:p>
@@ -15706,6 +15755,7 @@
         <w:pStyle w:val="HTMLPreformatted"/>
       </w:pPr>
       <w:r>
+        <w:lastRenderedPageBreak/>
         <w:t xml:space="preserve">        |</w:t>
       </w:r>
     </w:p>
@@ -15730,10 +15780,7 @@
         <w:pStyle w:val="HTMLPreformatted"/>
       </w:pPr>
       <w:r>
-        <w:t xml:space="preserve">        |          </w:t>
-      </w:r>
-      <w:r>
-        <w:t>(if all is well: replies HEARTBEAT_OK only; the device stays quiet)</w:t>
+        <w:t xml:space="preserve">        |          (if all is well: replies HEARTBEAT_OK only; the device stays quiet)</w:t>
       </w:r>
     </w:p>
     <w:p>
@@ -15762,7 +15809,7 @@
     </w:p>
     <w:p>
       <w:pPr>
-        <w:pStyle w:val="caption"/>
+        <w:pStyle w:val="Caption1"/>
       </w:pPr>
       <w:r>
         <w:t>Figure 3-2 — Data flow and processing</w:t>
@@ -16625,16 +16672,7 @@
                 <w:sz w:val="20"/>
                 <w:szCs w:val="20"/>
               </w:rPr>
-              <w:t xml:space="preserve"> </w:t>
-            </w:r>
-            <w:r>
-              <w:rPr>
-                <w:rFonts w:ascii="Segoe UI" w:eastAsia="Times New Roman" w:hAnsi="Segoe UI" w:cs="Segoe UI"/>
-                <w:color w:val="1A1A1A"/>
-                <w:sz w:val="20"/>
-                <w:szCs w:val="20"/>
-              </w:rPr>
-              <w:t>rather than a "anything before 2017 is invalid" plausibility test: the latter pins the board to one date forever with no way to correct it (</w:t>
+              <w:t xml:space="preserve"> rather than a "anything before 2017 is invalid" plausibility test: the latter pins the board to one date forever with no way to correct it (</w:t>
             </w:r>
             <w:r>
               <w:rPr>
@@ -16764,7 +16802,17 @@
                 <w:sz w:val="20"/>
                 <w:szCs w:val="20"/>
               </w:rPr>
-              <w:t xml:space="preserve">; separate 5 V supply, </w:t>
+              <w:t xml:space="preserve">; separate 5 V </w:t>
+            </w:r>
+            <w:r>
+              <w:rPr>
+                <w:rFonts w:ascii="Segoe UI" w:eastAsia="Times New Roman" w:hAnsi="Segoe UI" w:cs="Segoe UI"/>
+                <w:color w:val="1A1A1A"/>
+                <w:sz w:val="20"/>
+                <w:szCs w:val="20"/>
+              </w:rPr>
+              <w:lastRenderedPageBreak/>
+              <w:t xml:space="preserve">supply, </w:t>
             </w:r>
             <w:r>
               <w:rPr>
@@ -16812,6 +16860,7 @@
                 <w:sz w:val="20"/>
                 <w:szCs w:val="20"/>
               </w:rPr>
+              <w:lastRenderedPageBreak/>
               <w:t xml:space="preserve">Full-step sequence in software. </w:t>
             </w:r>
             <w:r>
@@ -16831,16 +16880,17 @@
                 <w:sz w:val="20"/>
                 <w:szCs w:val="20"/>
               </w:rPr>
-              <w:t xml:space="preserve"> </w:t>
-            </w:r>
-            <w:r>
-              <w:rPr>
-                <w:rFonts w:ascii="Segoe UI" w:eastAsia="Times New Roman" w:hAnsi="Segoe UI" w:cs="Segoe UI"/>
-                <w:color w:val="1A1A1A"/>
-                <w:sz w:val="20"/>
-                <w:szCs w:val="20"/>
-              </w:rPr>
-              <w:t xml:space="preserve">— GPIO44 is clamped and cannot drive the coil cleanly, which was the real cause of the early "buzzes but won't turn" (a pin problem, not a phase-order problem). GPIO43 is free because the console runs over USB-Serial/JTAG rather than UART0. </w:t>
+              <w:t xml:space="preserve"> — GPIO44 is clamped and cannot drive the coil cleanly, which was the real cause of the early "buzzes but won't turn" (a pin problem, not a phase-order problem). GPIO43 is free </w:t>
+            </w:r>
+            <w:r>
+              <w:rPr>
+                <w:rFonts w:ascii="Segoe UI" w:eastAsia="Times New Roman" w:hAnsi="Segoe UI" w:cs="Segoe UI"/>
+                <w:color w:val="1A1A1A"/>
+                <w:sz w:val="20"/>
+                <w:szCs w:val="20"/>
+              </w:rPr>
+              <w:lastRenderedPageBreak/>
+              <w:t xml:space="preserve">because the console runs over USB-Serial/JTAG rather than UART0. </w:t>
             </w:r>
             <w:r>
               <w:rPr>
@@ -16900,6 +16950,7 @@
                 <w:sz w:val="20"/>
                 <w:szCs w:val="20"/>
               </w:rPr>
+              <w:lastRenderedPageBreak/>
               <w:t>ES8311 audio</w:t>
             </w:r>
           </w:p>
@@ -17021,10 +17072,7 @@
         <w:t>survived roughly 60 rebuilds</w:t>
       </w:r>
       <w:r>
-        <w:t xml:space="preserve"> </w:t>
-      </w:r>
-      <w:r>
-        <w:t>— framebuffer mirroring, DMA on/off, software CS, PSRAM coherency, forced pin routing all had no effect.</w:t>
+        <w:t xml:space="preserve"> — framebuffer mirroring, DMA on/off, software CS, PSRAM coherency, forced pin routing all had no effect.</w:t>
       </w:r>
     </w:p>
     <w:p>
@@ -17238,13 +17286,7 @@
         <w:rPr>
           <w:rFonts w:eastAsia="Times New Roman"/>
         </w:rPr>
-        <w:t xml:space="preserve"> </w:t>
-      </w:r>
-      <w:r>
-        <w:rPr>
-          <w:rFonts w:eastAsia="Times New Roman"/>
-        </w:rPr>
-        <w:t xml:space="preserve">is never recognised, no pixels reach GRAM, and the screen keeps showing whatever bit-banging drew last — which looks </w:t>
+        <w:t xml:space="preserve"> is never recognised, no pixels reach GRAM, and the screen keeps showing whatever bit-banging drew last — which looks </w:t>
       </w:r>
       <w:r>
         <w:rPr>
@@ -17333,13 +17375,7 @@
         <w:rPr>
           <w:rFonts w:eastAsia="Times New Roman"/>
         </w:rPr>
-        <w:t xml:space="preserve"> </w:t>
-      </w:r>
-      <w:r>
-        <w:rPr>
-          <w:rFonts w:eastAsia="Times New Roman"/>
-        </w:rPr>
-        <w:t xml:space="preserve">With the path open, the display left bit-banging behind for 40 MHz hardware SPI2 + GDMA: a full 480×320 repaint went from </w:t>
+        <w:t xml:space="preserve"> With the path open, the display left bit-banging behind for 40 MHz hardware SPI2 + GDMA: a full 480×320 repaint went from </w:t>
       </w:r>
       <w:r>
         <w:rPr>
@@ -17380,10 +17416,7 @@
         <w:t>).</w:t>
       </w:r>
       <w:r>
-        <w:t xml:space="preserve"> </w:t>
-      </w:r>
-      <w:r>
-        <w:t xml:space="preserve">Gravity hopper → paddle rotor → chute → bowl. Every part is parametric OpenSCAD source plus print-ready STL (PLA/PETG, 0.2 mm layers, 3 perimeters, no supports), with a JLC-outsourced parts list. The camera is removed from the mainboard and mounted, via a 30 cm FFC and a 1:1 coupler, inside a </w:t>
+        <w:t xml:space="preserve"> Gravity hopper → paddle rotor → chute → bowl. Every part is parametric OpenSCAD source plus print-ready STL (PLA/PETG, 0.2 mm layers, 3 perimeters, no supports), with a JLC-outsourced parts list. The camera is removed from the mainboard and mounted, via a 30 cm FFC and a 1:1 coupler, inside a </w:t>
       </w:r>
       <w:r>
         <w:rPr>
@@ -17420,16 +17453,20 @@
         <w:t>Safety warning: a reversed FFC is fatal at first power-on</w:t>
       </w:r>
       <w:r>
-        <w:t xml:space="preserve"> </w:t>
-      </w:r>
-      <w:r>
-        <w:t xml:space="preserve">— board pin N lands on camera pin 25−N, shorting a power rail straight onto data or ground pins. The camera module's ground is also </w:t>
+        <w:t xml:space="preserve"> — board pin N lands on camera pin 25−N, shorting a power rail straight onto data or ground pins. The camera module's ground is also </w:t>
       </w:r>
       <w:r>
         <w:rPr>
           <w:rStyle w:val="Strong"/>
         </w:rPr>
-        <w:t>not internally common</w:t>
+        <w:t xml:space="preserve">not internally </w:t>
+      </w:r>
+      <w:r>
+        <w:rPr>
+          <w:rStyle w:val="Strong"/>
+        </w:rPr>
+        <w:lastRenderedPageBreak/>
+        <w:t>common</w:t>
       </w:r>
       <w:r>
         <w:t xml:space="preserve">, so orientation cannot be confirmed by metering "through" the camera; it must be checked against the </w:t>
@@ -17478,10 +17515,7 @@
         <w:t>There is no companion app, no account, and no cloud console</w:t>
       </w:r>
       <w:r>
-        <w:t xml:space="preserve"> </w:t>
-      </w:r>
-      <w:r>
-        <w:t>— that is part of the product position, not a missing feature. All interaction happens on the device itself:</w:t>
+        <w:t xml:space="preserve"> — that is part of the product position, not a missing feature. All interaction happens on the device itself:</w:t>
       </w:r>
     </w:p>
     <w:tbl>
@@ -18230,7 +18264,7 @@
     <w:p>
       <w:pPr>
         <w:shd w:val="clear" w:color="auto" w:fill="FBF7E8"/>
-        <w:divId w:val="549615849"/>
+        <w:divId w:val="1910455100"/>
         <w:rPr>
           <w:rFonts w:eastAsia="Times New Roman"/>
           <w:sz w:val="20"/>
@@ -18351,6 +18385,7 @@
         <w:pStyle w:val="HTMLPreformatted"/>
       </w:pPr>
       <w:r>
+        <w:lastRenderedPageBreak/>
         <w:t># VelaPaw Feeding Digest</w:t>
       </w:r>
     </w:p>
@@ -18672,13 +18707,7 @@
         <w:rPr>
           <w:rFonts w:eastAsia="Times New Roman"/>
         </w:rPr>
-        <w:t xml:space="preserve"> </w:t>
-      </w:r>
-      <w:r>
-        <w:rPr>
-          <w:rFonts w:eastAsia="Times New Roman"/>
-        </w:rPr>
-        <w:t xml:space="preserve">(the track's required "proactive + execution" scenario). The task item in </w:t>
+        <w:t xml:space="preserve"> (the track's required "proactive + execution" scenario). The task item in </w:t>
       </w:r>
       <w:r>
         <w:rPr>
@@ -18741,13 +18770,7 @@
         <w:rPr>
           <w:rFonts w:eastAsia="Times New Roman"/>
         </w:rPr>
-        <w:t xml:space="preserve"> </w:t>
-      </w:r>
-      <w:r>
-        <w:rPr>
-          <w:rFonts w:eastAsia="Times New Roman"/>
-        </w:rPr>
-        <w:t xml:space="preserve">— a push happens only when one of the four thresholds in step 4 of the Skill is crossed. A captured </w:t>
+        <w:t xml:space="preserve"> — a push happens only when one of the four thresholds in step 4 of the Skill is crossed. A captured </w:t>
       </w:r>
       <w:r>
         <w:rPr>
@@ -18829,10 +18852,7 @@
         <w:t>llm_cache</w:t>
       </w:r>
       <w:r>
-        <w:t xml:space="preserve"> </w:t>
-      </w:r>
-      <w:r>
-        <w:t xml:space="preserve">replay is ruled out. That test passes — every firing is a real remote call. (There genuinely was a defect where firings after the first were served from cache; it is fixed by keying around </w:t>
+        <w:t xml:space="preserve"> replay is ruled out. That test passes — every firing is a real remote call. (There genuinely was a defect where firings after the first were served from cache; it is fixed by keying around </w:t>
       </w:r>
       <w:r>
         <w:rPr>
@@ -19268,6 +19288,7 @@
                 <w:rStyle w:val="HTMLCode"/>
                 <w:color w:val="1A1A1A"/>
               </w:rPr>
+              <w:lastRenderedPageBreak/>
               <w:t>ARCH_HAVE_EXTRA_HEAPS</w:t>
             </w:r>
             <w:r>
@@ -19377,6 +19398,7 @@
                 <w:sz w:val="20"/>
                 <w:szCs w:val="20"/>
               </w:rPr>
+              <w:lastRenderedPageBreak/>
               <w:t>2</w:t>
             </w:r>
           </w:p>
@@ -19733,16 +19755,7 @@
                 <w:sz w:val="20"/>
                 <w:szCs w:val="20"/>
               </w:rPr>
-              <w:t xml:space="preserve"> </w:t>
-            </w:r>
-            <w:r>
-              <w:rPr>
-                <w:rFonts w:ascii="Segoe UI" w:eastAsia="Times New Roman" w:hAnsi="Segoe UI" w:cs="Segoe UI"/>
-                <w:color w:val="1A1A1A"/>
-                <w:sz w:val="20"/>
-                <w:szCs w:val="20"/>
-              </w:rPr>
-              <w:t>should not be "fixed".</w:t>
+              <w:t xml:space="preserve"> should not be "fixed".</w:t>
             </w:r>
           </w:p>
         </w:tc>
@@ -20562,6 +20575,7 @@
                 <w:sz w:val="20"/>
                 <w:szCs w:val="20"/>
               </w:rPr>
+              <w:lastRenderedPageBreak/>
               <w:t>Host-side evaluation</w:t>
             </w:r>
           </w:p>
@@ -22007,6 +22021,7 @@
                 <w:sz w:val="20"/>
                 <w:szCs w:val="20"/>
               </w:rPr>
+              <w:lastRenderedPageBreak/>
               <w:t>Live EN/</w:t>
             </w:r>
             <w:r>
@@ -22774,16 +22789,7 @@
                 <w:sz w:val="20"/>
                 <w:szCs w:val="20"/>
               </w:rPr>
-              <w:t xml:space="preserve"> </w:t>
-            </w:r>
-            <w:r>
-              <w:rPr>
-                <w:rFonts w:ascii="Segoe UI" w:eastAsia="Times New Roman" w:hAnsi="Segoe UI" w:cs="Segoe UI"/>
-                <w:color w:val="1A1A1A"/>
-                <w:sz w:val="20"/>
-                <w:szCs w:val="20"/>
-              </w:rPr>
-              <w:t xml:space="preserve">with four </w:t>
+              <w:t xml:space="preserve"> with four </w:t>
             </w:r>
             <w:r>
               <w:rPr>
@@ -23668,6 +23674,7 @@
                 <w:sz w:val="20"/>
                 <w:szCs w:val="20"/>
               </w:rPr>
+              <w:lastRenderedPageBreak/>
               <w:t>Full-screen repaint (480×320)</w:t>
             </w:r>
           </w:p>
@@ -25042,44 +25049,55 @@
                 <w:szCs w:val="20"/>
               </w:rPr>
               <w:br/>
-              <w:t>(≈7,840 B usable after THROTTLE 24)</w:t>
-            </w:r>
-          </w:p>
-        </w:tc>
-        <w:tc>
-          <w:tcPr>
-            <w:tcW w:w="0" w:type="auto"/>
-            <w:tcBorders>
-              <w:top w:val="single" w:sz="6" w:space="0" w:color="9AA7B1"/>
-              <w:left w:val="single" w:sz="6" w:space="0" w:color="9AA7B1"/>
-              <w:bottom w:val="single" w:sz="6" w:space="0" w:color="9AA7B1"/>
-              <w:right w:val="single" w:sz="6" w:space="0" w:color="9AA7B1"/>
-            </w:tcBorders>
-            <w:tcMar>
-              <w:top w:w="100" w:type="dxa"/>
-              <w:left w:w="140" w:type="dxa"/>
-              <w:bottom w:w="100" w:type="dxa"/>
-              <w:right w:w="140" w:type="dxa"/>
-            </w:tcMar>
-            <w:hideMark/>
-          </w:tcPr>
-          <w:p>
-            <w:pPr>
-              <w:spacing w:before="160" w:after="240"/>
-              <w:rPr>
-                <w:rFonts w:ascii="Segoe UI" w:eastAsia="Times New Roman" w:hAnsi="Segoe UI" w:cs="Segoe UI"/>
-                <w:color w:val="1A1A1A"/>
-                <w:sz w:val="20"/>
-                <w:szCs w:val="20"/>
-              </w:rPr>
-            </w:pPr>
-            <w:r>
-              <w:rPr>
-                <w:rFonts w:ascii="Segoe UI" w:eastAsia="Times New Roman" w:hAnsi="Segoe UI" w:cs="Segoe UI"/>
-                <w:color w:val="1A1A1A"/>
-                <w:sz w:val="20"/>
-                <w:szCs w:val="20"/>
-              </w:rPr>
+              <w:t xml:space="preserve">(≈7,840 B </w:t>
+            </w:r>
+            <w:r>
+              <w:rPr>
+                <w:rFonts w:ascii="Segoe UI" w:eastAsia="Times New Roman" w:hAnsi="Segoe UI" w:cs="Segoe UI"/>
+                <w:color w:val="1A1A1A"/>
+                <w:sz w:val="20"/>
+                <w:szCs w:val="20"/>
+              </w:rPr>
+              <w:lastRenderedPageBreak/>
+              <w:t>usable after THROTTLE 24)</w:t>
+            </w:r>
+          </w:p>
+        </w:tc>
+        <w:tc>
+          <w:tcPr>
+            <w:tcW w:w="0" w:type="auto"/>
+            <w:tcBorders>
+              <w:top w:val="single" w:sz="6" w:space="0" w:color="9AA7B1"/>
+              <w:left w:val="single" w:sz="6" w:space="0" w:color="9AA7B1"/>
+              <w:bottom w:val="single" w:sz="6" w:space="0" w:color="9AA7B1"/>
+              <w:right w:val="single" w:sz="6" w:space="0" w:color="9AA7B1"/>
+            </w:tcBorders>
+            <w:tcMar>
+              <w:top w:w="100" w:type="dxa"/>
+              <w:left w:w="140" w:type="dxa"/>
+              <w:bottom w:w="100" w:type="dxa"/>
+              <w:right w:w="140" w:type="dxa"/>
+            </w:tcMar>
+            <w:hideMark/>
+          </w:tcPr>
+          <w:p>
+            <w:pPr>
+              <w:spacing w:before="160" w:after="240"/>
+              <w:rPr>
+                <w:rFonts w:ascii="Segoe UI" w:eastAsia="Times New Roman" w:hAnsi="Segoe UI" w:cs="Segoe UI"/>
+                <w:color w:val="1A1A1A"/>
+                <w:sz w:val="20"/>
+                <w:szCs w:val="20"/>
+              </w:rPr>
+            </w:pPr>
+            <w:r>
+              <w:rPr>
+                <w:rFonts w:ascii="Segoe UI" w:eastAsia="Times New Roman" w:hAnsi="Segoe UI" w:cs="Segoe UI"/>
+                <w:color w:val="1A1A1A"/>
+                <w:sz w:val="20"/>
+                <w:szCs w:val="20"/>
+              </w:rPr>
+              <w:lastRenderedPageBreak/>
               <w:t>Default is insufficient</w:t>
             </w:r>
           </w:p>
@@ -26298,7 +26316,7 @@
     </w:tbl>
     <w:p>
       <w:pPr>
-        <w:pStyle w:val="caption"/>
+        <w:pStyle w:val="Caption1"/>
       </w:pPr>
       <w:r>
         <w:t xml:space="preserve">The accurate model was chosen on </w:t>
@@ -26317,7 +26335,7 @@
       <w:pPr>
         <w:shd w:val="clear" w:color="auto" w:fill="FBF7E8"/>
         <w:spacing w:before="160" w:after="160"/>
-        <w:divId w:val="308360642"/>
+        <w:divId w:val="1104881911"/>
         <w:rPr>
           <w:rFonts w:eastAsia="Times New Roman"/>
           <w:sz w:val="20"/>
@@ -26469,7 +26487,16 @@
           <w:sz w:val="20"/>
           <w:szCs w:val="20"/>
         </w:rPr>
-        <w:t xml:space="preserve"> fix they must be re-enrolled, and any earlier field accuracy figure is not comparable. This report therefore </w:t>
+        <w:t xml:space="preserve"> fix </w:t>
+      </w:r>
+      <w:r>
+        <w:rPr>
+          <w:rFonts w:eastAsia="Times New Roman"/>
+          <w:sz w:val="20"/>
+          <w:szCs w:val="20"/>
+        </w:rPr>
+        <w:lastRenderedPageBreak/>
+        <w:t xml:space="preserve">they must be re-enrolled, and any earlier field accuracy figure is not comparable. This report therefore </w:t>
       </w:r>
       <w:r>
         <w:rPr>
@@ -27363,13 +27390,7 @@
         <w:rPr>
           <w:rFonts w:eastAsia="Times New Roman"/>
         </w:rPr>
-        <w:t xml:space="preserve"> </w:t>
-      </w:r>
-      <w:r>
-        <w:rPr>
-          <w:rFonts w:eastAsia="Times New Roman"/>
-        </w:rPr>
-        <w:t xml:space="preserve">while the firmware image ends around </w:t>
+        <w:t xml:space="preserve"> while the firmware image ends around </w:t>
       </w:r>
       <w:r>
         <w:rPr>
@@ -27482,13 +27503,7 @@
         <w:rPr>
           <w:rFonts w:eastAsia="Times New Roman"/>
         </w:rPr>
-        <w:t xml:space="preserve"> </w:t>
-      </w:r>
-      <w:r>
-        <w:rPr>
-          <w:rFonts w:eastAsia="Times New Roman"/>
-        </w:rPr>
-        <w:t xml:space="preserve">— for the reason in fix #2 of §3.4.5: on this board the heap-walk APIs hang holding the lock and kill the chip, and the fix was to report status without walking the heap. The heap numbers the firmware prints are therefore </w:t>
+        <w:t xml:space="preserve"> — for the reason in fix #2 of §3.4.5: on this board the heap-walk APIs hang holding the lock and kill the chip, and the fix was to report status without walking the heap. The heap numbers the firmware prints are therefore </w:t>
       </w:r>
       <w:r>
         <w:rPr>
@@ -27561,13 +27576,7 @@
         <w:rPr>
           <w:rFonts w:eastAsia="Times New Roman"/>
         </w:rPr>
-        <w:t xml:space="preserve"> </w:t>
-      </w:r>
-      <w:r>
-        <w:rPr>
-          <w:rFonts w:eastAsia="Times New Roman"/>
-        </w:rPr>
-        <w:t xml:space="preserve">the board reliably carries the ai_agent task, six pthreads, and velapaw's 48 KB stack. </w:t>
+        <w:t xml:space="preserve"> the board reliably carries the ai_agent task, six pthreads, and velapaw's 48 KB stack. </w:t>
       </w:r>
       <w:r>
         <w:rPr>
@@ -27656,6 +27665,7 @@
           <w:rStyle w:val="Strong"/>
           <w:rFonts w:eastAsia="Times New Roman"/>
         </w:rPr>
+        <w:lastRenderedPageBreak/>
         <w:t>Power consumption:</w:t>
       </w:r>
       <w:r>
@@ -27675,13 +27685,7 @@
         <w:rPr>
           <w:rFonts w:eastAsia="Times New Roman"/>
         </w:rPr>
-        <w:t xml:space="preserve">, so no figures are given. The design basis for low power is that recognition is triggered on demand rather than run continuously (avoiding a 1.3 s inference occupying both cores back-to-back) and that the stepper is driven only briefly when the gate </w:t>
-      </w:r>
-      <w:r>
-        <w:rPr>
-          <w:rFonts w:eastAsia="Times New Roman"/>
-        </w:rPr>
-        <w:t>passes; the stepper's ≈240 mA per phase is carried by the separate 5 V supply and does not pass through the mainboard. Quantitative measurement is listed as future work.</w:t>
+        <w:t>, so no figures are given. The design basis for low power is that recognition is triggered on demand rather than run continuously (avoiding a 1.3 s inference occupying both cores back-to-back) and that the stepper is driven only briefly when the gate passes; the stepper's ≈240 mA per phase is carried by the separate 5 V supply and does not pass through the mainboard. Quantitative measurement is listed as future work.</w:t>
       </w:r>
     </w:p>
     <w:p>
@@ -27735,19 +27739,7 @@
         <w:rPr>
           <w:rFonts w:eastAsia="Times New Roman"/>
         </w:rPr>
-        <w:t xml:space="preserve"> </w:t>
-      </w:r>
-      <w:r>
-        <w:rPr>
-          <w:rFonts w:eastAsia="Times New Roman"/>
-        </w:rPr>
-        <w:t>6.75 s → 1.31 s. The key was profiling first to establish that 84% of the time was in CONV_2D, so the entire engineering effort could be aimed at the kernel library rather than scattered across parameters.</w:t>
-      </w:r>
-      <w:r>
-        <w:rPr>
-          <w:rFonts w:eastAsia="Times New Roman"/>
-        </w:rPr>
-        <w:t xml:space="preserve"> </w:t>
+        <w:t xml:space="preserve"> 6.75 s → 1.31 s. The key was profiling first to establish that 84% of the time was in CONV_2D, so the entire engineering effort could be aimed at the kernel library rather than scattered across parameters. </w:t>
       </w:r>
       <w:r>
         <w:rPr>
@@ -27850,33 +27842,13 @@
           <w:rStyle w:val="Strong"/>
           <w:rFonts w:eastAsia="Times New Roman"/>
         </w:rPr>
-        <w:t xml:space="preserve"> (SPI display) solved and converted into a 4</w:t>
-      </w:r>
-      <w:r>
-        <w:rPr>
-          <w:rStyle w:val="Strong"/>
-          <w:rFonts w:eastAsia="Times New Roman"/>
-        </w:rPr>
-        <w:t>×</w:t>
-      </w:r>
-      <w:r>
-        <w:rPr>
-          <w:rStyle w:val="Strong"/>
-          <w:rFonts w:eastAsia="Times New Roman"/>
-        </w:rPr>
-        <w:t xml:space="preserve"> win:</w:t>
-      </w:r>
-      <w:r>
-        <w:rPr>
-          <w:rFonts w:eastAsia="Times New Roman"/>
-        </w:rPr>
-        <w:t xml:space="preserve"> </w:t>
-      </w:r>
-      <w:r>
-        <w:rPr>
-          <w:rFonts w:eastAsia="Times New Roman"/>
-        </w:rPr>
-        <w:t xml:space="preserve">the difference between 60 failed rebuilds and one successful measurement was not effort but </w:t>
+        <w:t xml:space="preserve"> (SPI display) solved and converted into a 4× win:</w:t>
+      </w:r>
+      <w:r>
+        <w:rPr>
+          <w:rFonts w:eastAsia="Times New Roman"/>
+        </w:rPr>
+        <w:t xml:space="preserve"> the difference between 60 failed rebuilds and one successful measurement was not effort but </w:t>
       </w:r>
       <w:r>
         <w:rPr>
@@ -27965,13 +27937,7 @@
         <w:rPr>
           <w:rFonts w:eastAsia="Times New Roman"/>
         </w:rPr>
-        <w:t xml:space="preserve"> </w:t>
-      </w:r>
-      <w:r>
-        <w:rPr>
-          <w:rFonts w:eastAsia="Times New Roman"/>
-        </w:rPr>
-        <w:t>one of the project's most valuable outputs is the set of three "read the log, not the prose" acceptance criteria (</w:t>
+        <w:t xml:space="preserve"> one of the project's most valuable outputs is the set of three "read the log, not the prose" acceptance criteria (</w:t>
       </w:r>
       <w:r>
         <w:rPr>
@@ -28386,16 +28352,17 @@
                 <w:sz w:val="20"/>
                 <w:szCs w:val="20"/>
               </w:rPr>
-              <w:t xml:space="preserve"> </w:t>
-            </w:r>
-            <w:r>
-              <w:rPr>
-                <w:rFonts w:ascii="Segoe UI" w:eastAsia="Times New Roman" w:hAnsi="Segoe UI" w:cs="Segoe UI"/>
-                <w:color w:val="1A1A1A"/>
-                <w:sz w:val="20"/>
-                <w:szCs w:val="20"/>
-              </w:rPr>
-              <w:t>in total, all produced in AI pair-programming sessions and verified on real hardware iteration by iteration. The human share was: building and wiring the hardware, taking logic-analyser and multimeter measurements, performing every flash cycle and reading the resulting behaviour, and making directional decisions and falsifying AI conclusions — the several "this claim was later retracted" records in this report are the product of that human verification step.</w:t>
+              <w:t xml:space="preserve"> in total, all produced in AI pair-programming sessions and verified on real hardware iteration by iteration. The human share was: building and wiring the hardware, taking logic-analyser and multimeter measurements, performing every flash cycle and reading the resulting behaviour, and making directional decisions and falsifying AI conclusions — the </w:t>
+            </w:r>
+            <w:r>
+              <w:rPr>
+                <w:rFonts w:ascii="Segoe UI" w:eastAsia="Times New Roman" w:hAnsi="Segoe UI" w:cs="Segoe UI"/>
+                <w:color w:val="1A1A1A"/>
+                <w:sz w:val="20"/>
+                <w:szCs w:val="20"/>
+              </w:rPr>
+              <w:lastRenderedPageBreak/>
+              <w:t>several "this claim was later retracted" records in this report are the product of that human verification step.</w:t>
             </w:r>
           </w:p>
         </w:tc>
@@ -28436,6 +28403,7 @@
                 <w:sz w:val="20"/>
                 <w:szCs w:val="20"/>
               </w:rPr>
+              <w:lastRenderedPageBreak/>
               <w:t>AI tools used</w:t>
             </w:r>
           </w:p>
@@ -28484,16 +28452,7 @@
                 <w:sz w:val="20"/>
                 <w:szCs w:val="20"/>
               </w:rPr>
-              <w:t xml:space="preserve"> </w:t>
-            </w:r>
-            <w:r>
-              <w:rPr>
-                <w:rFonts w:ascii="Segoe UI" w:eastAsia="Times New Roman" w:hAnsi="Segoe UI" w:cs="Segoe UI"/>
-                <w:color w:val="1A1A1A"/>
-                <w:sz w:val="20"/>
-                <w:szCs w:val="20"/>
-              </w:rPr>
-              <w:t xml:space="preserve">(CLI plus the VS Code extension) as the sole coding tool. Models appearing in the sessions: </w:t>
+              <w:t xml:space="preserve"> (CLI plus the VS Code extension) as the sole coding tool. Models appearing in the sessions: </w:t>
             </w:r>
             <w:r>
               <w:rPr>
@@ -29046,16 +29005,7 @@
                 <w:sz w:val="20"/>
                 <w:szCs w:val="20"/>
               </w:rPr>
-              <w:t xml:space="preserve"> </w:t>
-            </w:r>
-            <w:r>
-              <w:rPr>
-                <w:rFonts w:ascii="Segoe UI" w:eastAsia="Times New Roman" w:hAnsi="Segoe UI" w:cs="Segoe UI"/>
-                <w:color w:val="1A1A1A"/>
-                <w:sz w:val="20"/>
-                <w:szCs w:val="20"/>
-              </w:rPr>
-              <w:t>in the board defconfig (along with Feishu / WeChat / MQTT / Node). This is a deliberate trade-off — as §3.3.3 shows, request size is this project's hardest constraint on an MCU, and any non-essential tool or protocol extension eats into the IOB budget.</w:t>
+              <w:t xml:space="preserve"> in the board defconfig (along with Feishu / WeChat / MQTT / Node). This is a deliberate trade-off — as §3.3.3 shows, request size is this project's hardest constraint on an MCU, and any non-essential tool or protocol extension eats into the IOB budget.</w:t>
             </w:r>
             <w:r>
               <w:rPr>
@@ -29102,16 +29052,7 @@
                 <w:sz w:val="20"/>
                 <w:szCs w:val="20"/>
               </w:rPr>
-              <w:t xml:space="preserve"> </w:t>
-            </w:r>
-            <w:r>
-              <w:rPr>
-                <w:rFonts w:ascii="Segoe UI" w:eastAsia="Times New Roman" w:hAnsi="Segoe UI" w:cs="Segoe UI"/>
-                <w:color w:val="1A1A1A"/>
-                <w:sz w:val="20"/>
-                <w:szCs w:val="20"/>
-              </w:rPr>
-              <w:t>in this project's automated sessions.</w:t>
+              <w:t xml:space="preserve"> in this project's automated sessions.</w:t>
             </w:r>
             <w:r>
               <w:rPr>
@@ -29343,16 +29284,7 @@
                 <w:sz w:val="20"/>
                 <w:szCs w:val="20"/>
               </w:rPr>
-              <w:t xml:space="preserve"> </w:t>
-            </w:r>
-            <w:r>
-              <w:rPr>
-                <w:rFonts w:ascii="Segoe UI" w:eastAsia="Times New Roman" w:hAnsi="Segoe UI" w:cs="Segoe UI"/>
-                <w:color w:val="1A1A1A"/>
-                <w:sz w:val="20"/>
-                <w:szCs w:val="20"/>
-              </w:rPr>
-              <w:t xml:space="preserve">the organiser-provided set installed via the </w:t>
+              <w:t xml:space="preserve"> the organiser-provided set installed via the </w:t>
             </w:r>
             <w:r>
               <w:rPr>
@@ -29807,6 +29739,7 @@
                 <w:sz w:val="20"/>
                 <w:szCs w:val="20"/>
               </w:rPr>
+              <w:lastRenderedPageBreak/>
               <w:t xml:space="preserve">　</w:t>
             </w:r>
             <w:r>
@@ -29827,14 +29760,6 @@
                 <w:szCs w:val="20"/>
               </w:rPr>
               <w:br/>
-            </w:r>
-            <w:r>
-              <w:rPr>
-                <w:rFonts w:ascii="Segoe UI" w:eastAsia="Times New Roman" w:hAnsi="Segoe UI" w:cs="Segoe UI"/>
-                <w:color w:val="1A1A1A"/>
-                <w:sz w:val="20"/>
-                <w:szCs w:val="20"/>
-              </w:rPr>
               <w:t xml:space="preserve">Excluding cache reads, the subtotal is </w:t>
             </w:r>
             <w:r>
@@ -29868,6 +29793,7 @@
         <w:rPr>
           <w:rStyle w:val="Strong"/>
         </w:rPr>
+        <w:lastRenderedPageBreak/>
         <w:t>What AI actually contributed, in order of value:</w:t>
       </w:r>
     </w:p>
@@ -29893,13 +29819,7 @@
         <w:rPr>
           <w:rFonts w:eastAsia="Times New Roman"/>
         </w:rPr>
-        <w:t xml:space="preserve"> </w:t>
-      </w:r>
-      <w:r>
-        <w:rPr>
-          <w:rFonts w:eastAsia="Times New Roman"/>
-        </w:rPr>
-        <w:t xml:space="preserve">All 60 failed rebuilds on the hardware-SPI problem were looking for a cause in software. The turning point was the decision to mirror the SPI pins onto headers, run a ground-truth test first, and decode with a logic analyser. Designing that approach and working through it was a human-AI collaboration; the conclusion — </w:t>
+        <w:t xml:space="preserve"> All 60 failed rebuilds on the hardware-SPI problem were looking for a cause in software. The turning point was the decision to mirror the SPI pins onto headers, run a ground-truth test first, and decode with a logic analyser. Designing that approach and working through it was a human-AI collaboration; the conclusion — </w:t>
       </w:r>
       <w:r>
         <w:rPr>
@@ -29937,13 +29857,7 @@
         <w:rPr>
           <w:rFonts w:eastAsia="Times New Roman"/>
         </w:rPr>
-        <w:t xml:space="preserve"> </w:t>
-      </w:r>
-      <w:r>
-        <w:rPr>
-          <w:rFonts w:eastAsia="Times New Roman"/>
-        </w:rPr>
-        <w:t xml:space="preserve">For example: "whole-frame hue is decisive — a flip or Bayer-phase error can never lose green, so violet means </w:t>
+        <w:t xml:space="preserve"> For example: "whole-frame hue is decisive — a flip or Bayer-phase error can never lose green, so violet means </w:t>
       </w:r>
       <w:r>
         <w:rPr>
@@ -29980,13 +29894,7 @@
         <w:rPr>
           <w:rFonts w:eastAsia="Times New Roman"/>
         </w:rPr>
-        <w:t xml:space="preserve"> </w:t>
-      </w:r>
-      <w:r>
-        <w:rPr>
-          <w:rFonts w:eastAsia="Times New Roman"/>
-        </w:rPr>
-        <w:t xml:space="preserve">Several early "conclusions" in this project were ultimately overturned and explicitly marked as retracted in the memory store (the "repeated wapi hangs the console" claim turned out to be a test-harness artefact; "stale history suppresses tool calls" came from one confounded A/B; "dead TX implies dead clock" was falsified at the register level). </w:t>
+        <w:t xml:space="preserve"> Several early "conclusions" in this project were ultimately overturned and explicitly marked as retracted in the memory store (the "repeated wapi hangs the console" claim turned out to be a test-harness artefact; "stale history suppresses tool calls" came from one confounded A/B; "dead TX implies dead clock" was falsified at the register level). </w:t>
       </w:r>
       <w:r>
         <w:rPr>
@@ -30018,13 +29926,7 @@
         <w:rPr>
           <w:rFonts w:eastAsia="Times New Roman"/>
         </w:rPr>
-        <w:t xml:space="preserve"> </w:t>
-      </w:r>
-      <w:r>
-        <w:rPr>
-          <w:rFonts w:eastAsia="Times New Roman"/>
-        </w:rPr>
-        <w:t>The missing ES8311 RX TDM slot map, the ratio between the IOB pool and the request body, the mutual exclusion between PSRAM stacks and the flash cache — none of these sit in a single layer; all required holding kernel configuration, driver registers, and application behaviour simultaneously.</w:t>
+        <w:t xml:space="preserve"> The missing ES8311 RX TDM slot map, the ratio between the IOB pool and the request body, the mutual exclusion between PSRAM stacks and the flash cache — none of these sit in a single layer; all required holding kernel configuration, driver registers, and application behaviour simultaneously.</w:t>
       </w:r>
     </w:p>
     <w:p>
@@ -30275,19 +30177,14 @@
           <w:rStyle w:val="Strong"/>
           <w:rFonts w:eastAsia="Times New Roman"/>
         </w:rPr>
+        <w:lastRenderedPageBreak/>
         <w:t>Contributions back to openVela</w:t>
       </w:r>
       <w:r>
         <w:rPr>
           <w:rFonts w:eastAsia="Times New Roman"/>
         </w:rPr>
-        <w:t xml:space="preserve"> </w:t>
-      </w:r>
-      <w:r>
-        <w:rPr>
-          <w:rFonts w:eastAsia="Times New Roman"/>
-        </w:rPr>
-        <w:t>— 3 patches / 18 files / +570 −190 lines, plus the ESP-NN integration submitted as a fork and PR.</w:t>
+        <w:t xml:space="preserve"> — 3 patches / 18 files / +570 −190 lines, plus the ESP-NN integration submitted as a fork and PR.</w:t>
       </w:r>
     </w:p>
     <w:p>
@@ -30359,10 +30256,7 @@
         <w:t>Market signal.</w:t>
       </w:r>
       <w:r>
-        <w:t xml:space="preserve"> </w:t>
-      </w:r>
-      <w:r>
-        <w:t xml:space="preserve">In March 2026 Xiaomi launched the Mijia Smart Pet Feeder 2 Vision Edition (¥449 crowdfunded / ¥549 retail) — a mass-market product built specifically to bring a camera into the feeding scenario. That is the company with the best read on what pet owners will pay for, independently validating VelaPaw's founding judgement with real money: </w:t>
+        <w:t xml:space="preserve"> In March 2026 Xiaomi launched the Mijia Smart Pet Feeder 2 Vision Edition (¥449 crowdfunded / ¥549 retail) — a mass-market product built specifically to bring a camera into the feeding scenario. That is the company with the best read on what pet owners will pay for, independently validating VelaPaw's founding judgement with real money: </w:t>
       </w:r>
       <w:r>
         <w:rPr>
@@ -30479,13 +30373,7 @@
         <w:rPr>
           <w:rFonts w:eastAsia="Times New Roman"/>
         </w:rPr>
-        <w:t xml:space="preserve"> </w:t>
-      </w:r>
-      <w:r>
-        <w:rPr>
-          <w:rFonts w:eastAsia="Times New Roman"/>
-        </w:rPr>
-        <w:t>People unwilling to have household camera footage enter any cloud account. "Images never leave the device" is a hard property here, not a privacy-policy clause.</w:t>
+        <w:t xml:space="preserve"> People unwilling to have household camera footage enter any cloud account. "Images never leave the device" is a hard property here, not a privacy-policy clause.</w:t>
       </w:r>
     </w:p>
     <w:p>
@@ -30533,10 +30421,7 @@
         <w:t>one-time hardware sales with no subscription</w:t>
       </w:r>
       <w:r>
-        <w:t xml:space="preserve"> </w:t>
-      </w:r>
-      <w:r>
-        <w:t>— a structural advantage that comes directly from on-device AI: with no cloud inference cost, there is no cost to amortise through a subscription.</w:t>
+        <w:t xml:space="preserve"> — a structural advantage that comes directly from on-device AI: with no cloud inference cost, there is no cost to amortise through a subscription.</w:t>
       </w:r>
     </w:p>
     <w:tbl>
@@ -30868,6 +30753,7 @@
                 <w:sz w:val="20"/>
                 <w:szCs w:val="20"/>
               </w:rPr>
+              <w:lastRenderedPageBreak/>
               <w:t>Optional cloud add-on (not required)</w:t>
             </w:r>
           </w:p>
@@ -31610,16 +31496,7 @@
                 <w:sz w:val="20"/>
                 <w:szCs w:val="20"/>
               </w:rPr>
-              <w:t>Submitted as a fork/PR per the rules, so this repository runs ref</w:t>
-            </w:r>
-            <w:r>
-              <w:rPr>
-                <w:rFonts w:ascii="Segoe UI" w:eastAsia="Times New Roman" w:hAnsi="Segoe UI" w:cs="Segoe UI"/>
-                <w:color w:val="1A1A1A"/>
-                <w:sz w:val="20"/>
-                <w:szCs w:val="20"/>
-              </w:rPr>
-              <w:t>erence kernels (6.75 s) out of the box. Plan: publish the PR link in the README once merged, and provide a one-command apply script.</w:t>
+              <w:t>Submitted as a fork/PR per the rules, so this repository runs reference kernels (6.75 s) out of the box. Plan: publish the PR link in the README once merged, and provide a one-command apply script.</w:t>
             </w:r>
           </w:p>
         </w:tc>
@@ -31660,6 +31537,7 @@
                 <w:sz w:val="20"/>
                 <w:szCs w:val="20"/>
               </w:rPr>
+              <w:lastRenderedPageBreak/>
               <w:t>Weak rejection of non-pet objects</w:t>
             </w:r>
           </w:p>
@@ -32041,16 +31919,7 @@
                 <w:sz w:val="20"/>
                 <w:szCs w:val="20"/>
               </w:rPr>
-              <w:t xml:space="preserve"> </w:t>
-            </w:r>
-            <w:r>
-              <w:rPr>
-                <w:rFonts w:ascii="Segoe UI" w:eastAsia="Times New Roman" w:hAnsi="Segoe UI" w:cs="Segoe UI"/>
-                <w:color w:val="1A1A1A"/>
-                <w:sz w:val="20"/>
-                <w:szCs w:val="20"/>
-              </w:rPr>
-              <w:t>currently runs over the NSH console. Plan: surface the Agent's answers and pushes on a "Health" page on the touchscreen, so the owner never needs a serial connection.</w:t>
+              <w:t xml:space="preserve"> currently runs over the NSH console. Plan: surface the Agent's answers and pushes on a "Health" page on the touchscreen, so the owner never needs a serial connection.</w:t>
             </w:r>
           </w:p>
         </w:tc>
@@ -32066,7 +31935,7 @@
         <w:rPr>
           <w:rFonts w:eastAsia="Times New Roman"/>
         </w:rPr>
-        <w:pict w14:anchorId="295C81B5">
+        <w:pict w14:anchorId="0FFA708A">
           <v:rect id="_x0000_i1026" style="width:0;height:1.5pt" o:hralign="center" o:hrstd="t" o:hr="t" fillcolor="#a0a0a0" stroked="f"/>
         </w:pict>
       </w:r>
@@ -32143,9 +32012,9 @@
 <file path=word/numbering.xml><?xml version="1.0" encoding="utf-8"?>
 <w:numbering xmlns:wpc="http://schemas.microsoft.com/office/word/2010/wordprocessingCanvas" xmlns:cx="http://schemas.microsoft.com/office/drawing/2014/chartex" xmlns:cx1="http://schemas.microsoft.com/office/drawing/2015/9/8/chartex" xmlns:cx2="http://schemas.microsoft.com/office/drawing/2015/10/21/chartex" xmlns:cx3="http://schemas.microsoft.com/office/drawing/2016/5/9/chartex" xmlns:cx4="http://schemas.microsoft.com/office/drawing/2016/5/10/chartex" xmlns:cx5="http://schemas.microsoft.com/office/drawing/2016/5/11/chartex" xmlns:cx6="http://schemas.microsoft.com/office/drawing/2016/5/12/chartex" xmlns:cx7="http://schemas.microsoft.com/office/drawing/2016/5/13/chartex" xmlns:cx8="http://schemas.microsoft.com/office/drawing/2016/5/14/chartex" xmlns:mc="http://schemas.openxmlformats.org/markup-compatibility/2006" xmlns:aink="http://schemas.microsoft.com/office/drawing/2016/ink" xmlns:am3d="http://schemas.microsoft.com/office/drawing/2017/model3d" xmlns:o="urn:schemas-microsoft-com:office:office" xmlns:oel="http://schemas.microsoft.com/office/2019/extlst" xmlns:r="http://schemas.openxmlformats.org/officeDocument/2006/relationships" xmlns:m="http://schemas.openxmlformats.org/officeDocument/2006/math" xmlns:v="urn:schemas-microsoft-com:vml" xmlns:wp14="http://schemas.microsoft.com/office/word/2010/wordprocessingDrawing" xmlns:wp="http://schemas.openxmlformats.org/drawingml/2006/wordprocessingDrawing" xmlns:w10="urn:schemas-microsoft-com:office:word" xmlns:w="http://schemas.openxmlformats.org/wordprocessingml/2006/main" xmlns:w14="http://schemas.microsoft.com/office/word/2010/wordml" xmlns:w15="http://schemas.microsoft.com/office/word/2012/wordml" xmlns:w16cex="http://schemas.microsoft.com/office/word/2018/wordml/cex" xmlns:w16cid="http://schemas.microsoft.com/office/word/2016/wordml/cid" xmlns:w16="http://schemas.microsoft.com/office/word/2018/wordml" xmlns:w16du="http://schemas.microsoft.com/office/word/2023/wordml/word16du" xmlns:w16sdtdh="http://schemas.microsoft.com/office/word/2020/wordml/sdtdatahash" xmlns:w16sdtfl="http://schemas.microsoft.com/office/word/2024/wordml/sdtformatlock" xmlns:w16se="http://schemas.microsoft.com/office/word/2015/wordml/symex" xmlns:wpg="http://schemas.microsoft.com/office/word/2010/wordprocessingGroup" xmlns:wpi="http://schemas.microsoft.com/office/word/2010/wordprocessingInk" xmlns:wne="http://schemas.microsoft.com/office/word/2006/wordml" xmlns:wps="http://schemas.microsoft.com/office/word/2010/wordprocessingShape" mc:Ignorable="w14 w15 w16se w16cid w16 w16cex w16sdtdh w16sdtfl w16du wp14">
   <w:abstractNum w:abstractNumId="0" w15:restartNumberingAfterBreak="0">
-    <w:nsid w:val="05A24F65"/>
+    <w:nsid w:val="055F43F3"/>
     <w:multiLevelType w:val="multilevel"/>
-    <w:tmpl w:val="516CFD48"/>
+    <w:tmpl w:val="EB6ACF46"/>
     <w:lvl w:ilvl="0">
       <w:start w:val="1"/>
       <w:numFmt w:val="decimal"/>
@@ -32256,9 +32125,235 @@
     </w:lvl>
   </w:abstractNum>
   <w:abstractNum w:abstractNumId="1" w15:restartNumberingAfterBreak="0">
-    <w:nsid w:val="0D187192"/>
+    <w:nsid w:val="067263D1"/>
     <w:multiLevelType w:val="multilevel"/>
-    <w:tmpl w:val="6F0207CC"/>
+    <w:tmpl w:val="30E41EB0"/>
+    <w:lvl w:ilvl="0">
+      <w:start w:val="1"/>
+      <w:numFmt w:val="decimal"/>
+      <w:lvlText w:val="%1."/>
+      <w:lvlJc w:val="left"/>
+      <w:pPr>
+        <w:tabs>
+          <w:tab w:val="num" w:pos="720"/>
+        </w:tabs>
+        <w:ind w:left="720" w:hanging="360"/>
+      </w:pPr>
+    </w:lvl>
+    <w:lvl w:ilvl="1" w:tentative="1">
+      <w:start w:val="1"/>
+      <w:numFmt w:val="decimal"/>
+      <w:lvlText w:val="%2."/>
+      <w:lvlJc w:val="left"/>
+      <w:pPr>
+        <w:tabs>
+          <w:tab w:val="num" w:pos="1440"/>
+        </w:tabs>
+        <w:ind w:left="1440" w:hanging="360"/>
+      </w:pPr>
+    </w:lvl>
+    <w:lvl w:ilvl="2" w:tentative="1">
+      <w:start w:val="1"/>
+      <w:numFmt w:val="decimal"/>
+      <w:lvlText w:val="%3."/>
+      <w:lvlJc w:val="left"/>
+      <w:pPr>
+        <w:tabs>
+          <w:tab w:val="num" w:pos="2160"/>
+        </w:tabs>
+        <w:ind w:left="2160" w:hanging="360"/>
+      </w:pPr>
+    </w:lvl>
+    <w:lvl w:ilvl="3" w:tentative="1">
+      <w:start w:val="1"/>
+      <w:numFmt w:val="decimal"/>
+      <w:lvlText w:val="%4."/>
+      <w:lvlJc w:val="left"/>
+      <w:pPr>
+        <w:tabs>
+          <w:tab w:val="num" w:pos="2880"/>
+        </w:tabs>
+        <w:ind w:left="2880" w:hanging="360"/>
+      </w:pPr>
+    </w:lvl>
+    <w:lvl w:ilvl="4" w:tentative="1">
+      <w:start w:val="1"/>
+      <w:numFmt w:val="decimal"/>
+      <w:lvlText w:val="%5."/>
+      <w:lvlJc w:val="left"/>
+      <w:pPr>
+        <w:tabs>
+          <w:tab w:val="num" w:pos="3600"/>
+        </w:tabs>
+        <w:ind w:left="3600" w:hanging="360"/>
+      </w:pPr>
+    </w:lvl>
+    <w:lvl w:ilvl="5" w:tentative="1">
+      <w:start w:val="1"/>
+      <w:numFmt w:val="decimal"/>
+      <w:lvlText w:val="%6."/>
+      <w:lvlJc w:val="left"/>
+      <w:pPr>
+        <w:tabs>
+          <w:tab w:val="num" w:pos="4320"/>
+        </w:tabs>
+        <w:ind w:left="4320" w:hanging="360"/>
+      </w:pPr>
+    </w:lvl>
+    <w:lvl w:ilvl="6" w:tentative="1">
+      <w:start w:val="1"/>
+      <w:numFmt w:val="decimal"/>
+      <w:lvlText w:val="%7."/>
+      <w:lvlJc w:val="left"/>
+      <w:pPr>
+        <w:tabs>
+          <w:tab w:val="num" w:pos="5040"/>
+        </w:tabs>
+        <w:ind w:left="5040" w:hanging="360"/>
+      </w:pPr>
+    </w:lvl>
+    <w:lvl w:ilvl="7" w:tentative="1">
+      <w:start w:val="1"/>
+      <w:numFmt w:val="decimal"/>
+      <w:lvlText w:val="%8."/>
+      <w:lvlJc w:val="left"/>
+      <w:pPr>
+        <w:tabs>
+          <w:tab w:val="num" w:pos="5760"/>
+        </w:tabs>
+        <w:ind w:left="5760" w:hanging="360"/>
+      </w:pPr>
+    </w:lvl>
+    <w:lvl w:ilvl="8" w:tentative="1">
+      <w:start w:val="1"/>
+      <w:numFmt w:val="decimal"/>
+      <w:lvlText w:val="%9."/>
+      <w:lvlJc w:val="left"/>
+      <w:pPr>
+        <w:tabs>
+          <w:tab w:val="num" w:pos="6480"/>
+        </w:tabs>
+        <w:ind w:left="6480" w:hanging="360"/>
+      </w:pPr>
+    </w:lvl>
+  </w:abstractNum>
+  <w:abstractNum w:abstractNumId="2" w15:restartNumberingAfterBreak="0">
+    <w:nsid w:val="11FD497D"/>
+    <w:multiLevelType w:val="multilevel"/>
+    <w:tmpl w:val="218424E0"/>
+    <w:lvl w:ilvl="0">
+      <w:start w:val="1"/>
+      <w:numFmt w:val="decimal"/>
+      <w:lvlText w:val="%1."/>
+      <w:lvlJc w:val="left"/>
+      <w:pPr>
+        <w:tabs>
+          <w:tab w:val="num" w:pos="720"/>
+        </w:tabs>
+        <w:ind w:left="720" w:hanging="360"/>
+      </w:pPr>
+    </w:lvl>
+    <w:lvl w:ilvl="1" w:tentative="1">
+      <w:start w:val="1"/>
+      <w:numFmt w:val="decimal"/>
+      <w:lvlText w:val="%2."/>
+      <w:lvlJc w:val="left"/>
+      <w:pPr>
+        <w:tabs>
+          <w:tab w:val="num" w:pos="1440"/>
+        </w:tabs>
+        <w:ind w:left="1440" w:hanging="360"/>
+      </w:pPr>
+    </w:lvl>
+    <w:lvl w:ilvl="2" w:tentative="1">
+      <w:start w:val="1"/>
+      <w:numFmt w:val="decimal"/>
+      <w:lvlText w:val="%3."/>
+      <w:lvlJc w:val="left"/>
+      <w:pPr>
+        <w:tabs>
+          <w:tab w:val="num" w:pos="2160"/>
+        </w:tabs>
+        <w:ind w:left="2160" w:hanging="360"/>
+      </w:pPr>
+    </w:lvl>
+    <w:lvl w:ilvl="3" w:tentative="1">
+      <w:start w:val="1"/>
+      <w:numFmt w:val="decimal"/>
+      <w:lvlText w:val="%4."/>
+      <w:lvlJc w:val="left"/>
+      <w:pPr>
+        <w:tabs>
+          <w:tab w:val="num" w:pos="2880"/>
+        </w:tabs>
+        <w:ind w:left="2880" w:hanging="360"/>
+      </w:pPr>
+    </w:lvl>
+    <w:lvl w:ilvl="4" w:tentative="1">
+      <w:start w:val="1"/>
+      <w:numFmt w:val="decimal"/>
+      <w:lvlText w:val="%5."/>
+      <w:lvlJc w:val="left"/>
+      <w:pPr>
+        <w:tabs>
+          <w:tab w:val="num" w:pos="3600"/>
+        </w:tabs>
+        <w:ind w:left="3600" w:hanging="360"/>
+      </w:pPr>
+    </w:lvl>
+    <w:lvl w:ilvl="5" w:tentative="1">
+      <w:start w:val="1"/>
+      <w:numFmt w:val="decimal"/>
+      <w:lvlText w:val="%6."/>
+      <w:lvlJc w:val="left"/>
+      <w:pPr>
+        <w:tabs>
+          <w:tab w:val="num" w:pos="4320"/>
+        </w:tabs>
+        <w:ind w:left="4320" w:hanging="360"/>
+      </w:pPr>
+    </w:lvl>
+    <w:lvl w:ilvl="6" w:tentative="1">
+      <w:start w:val="1"/>
+      <w:numFmt w:val="decimal"/>
+      <w:lvlText w:val="%7."/>
+      <w:lvlJc w:val="left"/>
+      <w:pPr>
+        <w:tabs>
+          <w:tab w:val="num" w:pos="5040"/>
+        </w:tabs>
+        <w:ind w:left="5040" w:hanging="360"/>
+      </w:pPr>
+    </w:lvl>
+    <w:lvl w:ilvl="7" w:tentative="1">
+      <w:start w:val="1"/>
+      <w:numFmt w:val="decimal"/>
+      <w:lvlText w:val="%8."/>
+      <w:lvlJc w:val="left"/>
+      <w:pPr>
+        <w:tabs>
+          <w:tab w:val="num" w:pos="5760"/>
+        </w:tabs>
+        <w:ind w:left="5760" w:hanging="360"/>
+      </w:pPr>
+    </w:lvl>
+    <w:lvl w:ilvl="8" w:tentative="1">
+      <w:start w:val="1"/>
+      <w:numFmt w:val="decimal"/>
+      <w:lvlText w:val="%9."/>
+      <w:lvlJc w:val="left"/>
+      <w:pPr>
+        <w:tabs>
+          <w:tab w:val="num" w:pos="6480"/>
+        </w:tabs>
+        <w:ind w:left="6480" w:hanging="360"/>
+      </w:pPr>
+    </w:lvl>
+  </w:abstractNum>
+  <w:abstractNum w:abstractNumId="3" w15:restartNumberingAfterBreak="0">
+    <w:nsid w:val="186B7188"/>
+    <w:multiLevelType w:val="multilevel"/>
+    <w:tmpl w:val="83D02800"/>
     <w:lvl w:ilvl="0">
       <w:start w:val="1"/>
       <w:numFmt w:val="bullet"/>
@@ -32404,10 +32499,10 @@
       </w:rPr>
     </w:lvl>
   </w:abstractNum>
-  <w:abstractNum w:abstractNumId="2" w15:restartNumberingAfterBreak="0">
-    <w:nsid w:val="1B7B6ED6"/>
+  <w:abstractNum w:abstractNumId="4" w15:restartNumberingAfterBreak="0">
+    <w:nsid w:val="1DB5711A"/>
     <w:multiLevelType w:val="multilevel"/>
-    <w:tmpl w:val="9C308EE8"/>
+    <w:tmpl w:val="7E949B78"/>
     <w:lvl w:ilvl="0">
       <w:start w:val="1"/>
       <w:numFmt w:val="bullet"/>
@@ -32553,10 +32648,10 @@
       </w:rPr>
     </w:lvl>
   </w:abstractNum>
-  <w:abstractNum w:abstractNumId="3" w15:restartNumberingAfterBreak="0">
-    <w:nsid w:val="1BA24B90"/>
+  <w:abstractNum w:abstractNumId="5" w15:restartNumberingAfterBreak="0">
+    <w:nsid w:val="208F3D6C"/>
     <w:multiLevelType w:val="multilevel"/>
-    <w:tmpl w:val="29C823FA"/>
+    <w:tmpl w:val="338CFB4A"/>
     <w:lvl w:ilvl="0">
       <w:start w:val="1"/>
       <w:numFmt w:val="decimal"/>
@@ -32666,10 +32761,10 @@
       </w:pPr>
     </w:lvl>
   </w:abstractNum>
-  <w:abstractNum w:abstractNumId="4" w15:restartNumberingAfterBreak="0">
-    <w:nsid w:val="24620164"/>
+  <w:abstractNum w:abstractNumId="6" w15:restartNumberingAfterBreak="0">
+    <w:nsid w:val="226945D1"/>
     <w:multiLevelType w:val="multilevel"/>
-    <w:tmpl w:val="7062E624"/>
+    <w:tmpl w:val="3FD8B56C"/>
     <w:lvl w:ilvl="0">
       <w:start w:val="1"/>
       <w:numFmt w:val="decimal"/>
@@ -32779,236 +32874,10 @@
       </w:pPr>
     </w:lvl>
   </w:abstractNum>
-  <w:abstractNum w:abstractNumId="5" w15:restartNumberingAfterBreak="0">
-    <w:nsid w:val="249F2ED1"/>
+  <w:abstractNum w:abstractNumId="7" w15:restartNumberingAfterBreak="0">
+    <w:nsid w:val="32F2197F"/>
     <w:multiLevelType w:val="multilevel"/>
-    <w:tmpl w:val="84BA7244"/>
-    <w:lvl w:ilvl="0">
-      <w:start w:val="1"/>
-      <w:numFmt w:val="decimal"/>
-      <w:lvlText w:val="%1."/>
-      <w:lvlJc w:val="left"/>
-      <w:pPr>
-        <w:tabs>
-          <w:tab w:val="num" w:pos="720"/>
-        </w:tabs>
-        <w:ind w:left="720" w:hanging="360"/>
-      </w:pPr>
-    </w:lvl>
-    <w:lvl w:ilvl="1" w:tentative="1">
-      <w:start w:val="1"/>
-      <w:numFmt w:val="decimal"/>
-      <w:lvlText w:val="%2."/>
-      <w:lvlJc w:val="left"/>
-      <w:pPr>
-        <w:tabs>
-          <w:tab w:val="num" w:pos="1440"/>
-        </w:tabs>
-        <w:ind w:left="1440" w:hanging="360"/>
-      </w:pPr>
-    </w:lvl>
-    <w:lvl w:ilvl="2" w:tentative="1">
-      <w:start w:val="1"/>
-      <w:numFmt w:val="decimal"/>
-      <w:lvlText w:val="%3."/>
-      <w:lvlJc w:val="left"/>
-      <w:pPr>
-        <w:tabs>
-          <w:tab w:val="num" w:pos="2160"/>
-        </w:tabs>
-        <w:ind w:left="2160" w:hanging="360"/>
-      </w:pPr>
-    </w:lvl>
-    <w:lvl w:ilvl="3" w:tentative="1">
-      <w:start w:val="1"/>
-      <w:numFmt w:val="decimal"/>
-      <w:lvlText w:val="%4."/>
-      <w:lvlJc w:val="left"/>
-      <w:pPr>
-        <w:tabs>
-          <w:tab w:val="num" w:pos="2880"/>
-        </w:tabs>
-        <w:ind w:left="2880" w:hanging="360"/>
-      </w:pPr>
-    </w:lvl>
-    <w:lvl w:ilvl="4" w:tentative="1">
-      <w:start w:val="1"/>
-      <w:numFmt w:val="decimal"/>
-      <w:lvlText w:val="%5."/>
-      <w:lvlJc w:val="left"/>
-      <w:pPr>
-        <w:tabs>
-          <w:tab w:val="num" w:pos="3600"/>
-        </w:tabs>
-        <w:ind w:left="3600" w:hanging="360"/>
-      </w:pPr>
-    </w:lvl>
-    <w:lvl w:ilvl="5" w:tentative="1">
-      <w:start w:val="1"/>
-      <w:numFmt w:val="decimal"/>
-      <w:lvlText w:val="%6."/>
-      <w:lvlJc w:val="left"/>
-      <w:pPr>
-        <w:tabs>
-          <w:tab w:val="num" w:pos="4320"/>
-        </w:tabs>
-        <w:ind w:left="4320" w:hanging="360"/>
-      </w:pPr>
-    </w:lvl>
-    <w:lvl w:ilvl="6" w:tentative="1">
-      <w:start w:val="1"/>
-      <w:numFmt w:val="decimal"/>
-      <w:lvlText w:val="%7."/>
-      <w:lvlJc w:val="left"/>
-      <w:pPr>
-        <w:tabs>
-          <w:tab w:val="num" w:pos="5040"/>
-        </w:tabs>
-        <w:ind w:left="5040" w:hanging="360"/>
-      </w:pPr>
-    </w:lvl>
-    <w:lvl w:ilvl="7" w:tentative="1">
-      <w:start w:val="1"/>
-      <w:numFmt w:val="decimal"/>
-      <w:lvlText w:val="%8."/>
-      <w:lvlJc w:val="left"/>
-      <w:pPr>
-        <w:tabs>
-          <w:tab w:val="num" w:pos="5760"/>
-        </w:tabs>
-        <w:ind w:left="5760" w:hanging="360"/>
-      </w:pPr>
-    </w:lvl>
-    <w:lvl w:ilvl="8" w:tentative="1">
-      <w:start w:val="1"/>
-      <w:numFmt w:val="decimal"/>
-      <w:lvlText w:val="%9."/>
-      <w:lvlJc w:val="left"/>
-      <w:pPr>
-        <w:tabs>
-          <w:tab w:val="num" w:pos="6480"/>
-        </w:tabs>
-        <w:ind w:left="6480" w:hanging="360"/>
-      </w:pPr>
-    </w:lvl>
-  </w:abstractNum>
-  <w:abstractNum w:abstractNumId="6" w15:restartNumberingAfterBreak="0">
-    <w:nsid w:val="43961822"/>
-    <w:multiLevelType w:val="multilevel"/>
-    <w:tmpl w:val="055C182A"/>
-    <w:lvl w:ilvl="0">
-      <w:start w:val="1"/>
-      <w:numFmt w:val="decimal"/>
-      <w:lvlText w:val="%1."/>
-      <w:lvlJc w:val="left"/>
-      <w:pPr>
-        <w:tabs>
-          <w:tab w:val="num" w:pos="720"/>
-        </w:tabs>
-        <w:ind w:left="720" w:hanging="360"/>
-      </w:pPr>
-    </w:lvl>
-    <w:lvl w:ilvl="1" w:tentative="1">
-      <w:start w:val="1"/>
-      <w:numFmt w:val="decimal"/>
-      <w:lvlText w:val="%2."/>
-      <w:lvlJc w:val="left"/>
-      <w:pPr>
-        <w:tabs>
-          <w:tab w:val="num" w:pos="1440"/>
-        </w:tabs>
-        <w:ind w:left="1440" w:hanging="360"/>
-      </w:pPr>
-    </w:lvl>
-    <w:lvl w:ilvl="2" w:tentative="1">
-      <w:start w:val="1"/>
-      <w:numFmt w:val="decimal"/>
-      <w:lvlText w:val="%3."/>
-      <w:lvlJc w:val="left"/>
-      <w:pPr>
-        <w:tabs>
-          <w:tab w:val="num" w:pos="2160"/>
-        </w:tabs>
-        <w:ind w:left="2160" w:hanging="360"/>
-      </w:pPr>
-    </w:lvl>
-    <w:lvl w:ilvl="3" w:tentative="1">
-      <w:start w:val="1"/>
-      <w:numFmt w:val="decimal"/>
-      <w:lvlText w:val="%4."/>
-      <w:lvlJc w:val="left"/>
-      <w:pPr>
-        <w:tabs>
-          <w:tab w:val="num" w:pos="2880"/>
-        </w:tabs>
-        <w:ind w:left="2880" w:hanging="360"/>
-      </w:pPr>
-    </w:lvl>
-    <w:lvl w:ilvl="4" w:tentative="1">
-      <w:start w:val="1"/>
-      <w:numFmt w:val="decimal"/>
-      <w:lvlText w:val="%5."/>
-      <w:lvlJc w:val="left"/>
-      <w:pPr>
-        <w:tabs>
-          <w:tab w:val="num" w:pos="3600"/>
-        </w:tabs>
-        <w:ind w:left="3600" w:hanging="360"/>
-      </w:pPr>
-    </w:lvl>
-    <w:lvl w:ilvl="5" w:tentative="1">
-      <w:start w:val="1"/>
-      <w:numFmt w:val="decimal"/>
-      <w:lvlText w:val="%6."/>
-      <w:lvlJc w:val="left"/>
-      <w:pPr>
-        <w:tabs>
-          <w:tab w:val="num" w:pos="4320"/>
-        </w:tabs>
-        <w:ind w:left="4320" w:hanging="360"/>
-      </w:pPr>
-    </w:lvl>
-    <w:lvl w:ilvl="6" w:tentative="1">
-      <w:start w:val="1"/>
-      <w:numFmt w:val="decimal"/>
-      <w:lvlText w:val="%7."/>
-      <w:lvlJc w:val="left"/>
-      <w:pPr>
-        <w:tabs>
-          <w:tab w:val="num" w:pos="5040"/>
-        </w:tabs>
-        <w:ind w:left="5040" w:hanging="360"/>
-      </w:pPr>
-    </w:lvl>
-    <w:lvl w:ilvl="7" w:tentative="1">
-      <w:start w:val="1"/>
-      <w:numFmt w:val="decimal"/>
-      <w:lvlText w:val="%8."/>
-      <w:lvlJc w:val="left"/>
-      <w:pPr>
-        <w:tabs>
-          <w:tab w:val="num" w:pos="5760"/>
-        </w:tabs>
-        <w:ind w:left="5760" w:hanging="360"/>
-      </w:pPr>
-    </w:lvl>
-    <w:lvl w:ilvl="8" w:tentative="1">
-      <w:start w:val="1"/>
-      <w:numFmt w:val="decimal"/>
-      <w:lvlText w:val="%9."/>
-      <w:lvlJc w:val="left"/>
-      <w:pPr>
-        <w:tabs>
-          <w:tab w:val="num" w:pos="6480"/>
-        </w:tabs>
-        <w:ind w:left="6480" w:hanging="360"/>
-      </w:pPr>
-    </w:lvl>
-  </w:abstractNum>
-  <w:abstractNum w:abstractNumId="7" w15:restartNumberingAfterBreak="0">
-    <w:nsid w:val="4AC93321"/>
-    <w:multiLevelType w:val="multilevel"/>
-    <w:tmpl w:val="8402A658"/>
+    <w:tmpl w:val="8C368F52"/>
     <w:lvl w:ilvl="0">
       <w:start w:val="1"/>
       <w:numFmt w:val="bullet"/>
@@ -33155,122 +33024,9 @@
     </w:lvl>
   </w:abstractNum>
   <w:abstractNum w:abstractNumId="8" w15:restartNumberingAfterBreak="0">
-    <w:nsid w:val="5E566436"/>
+    <w:nsid w:val="357175EF"/>
     <w:multiLevelType w:val="multilevel"/>
-    <w:tmpl w:val="7904FC7C"/>
-    <w:lvl w:ilvl="0">
-      <w:start w:val="1"/>
-      <w:numFmt w:val="decimal"/>
-      <w:lvlText w:val="%1."/>
-      <w:lvlJc w:val="left"/>
-      <w:pPr>
-        <w:tabs>
-          <w:tab w:val="num" w:pos="720"/>
-        </w:tabs>
-        <w:ind w:left="720" w:hanging="360"/>
-      </w:pPr>
-    </w:lvl>
-    <w:lvl w:ilvl="1" w:tentative="1">
-      <w:start w:val="1"/>
-      <w:numFmt w:val="decimal"/>
-      <w:lvlText w:val="%2."/>
-      <w:lvlJc w:val="left"/>
-      <w:pPr>
-        <w:tabs>
-          <w:tab w:val="num" w:pos="1440"/>
-        </w:tabs>
-        <w:ind w:left="1440" w:hanging="360"/>
-      </w:pPr>
-    </w:lvl>
-    <w:lvl w:ilvl="2" w:tentative="1">
-      <w:start w:val="1"/>
-      <w:numFmt w:val="decimal"/>
-      <w:lvlText w:val="%3."/>
-      <w:lvlJc w:val="left"/>
-      <w:pPr>
-        <w:tabs>
-          <w:tab w:val="num" w:pos="2160"/>
-        </w:tabs>
-        <w:ind w:left="2160" w:hanging="360"/>
-      </w:pPr>
-    </w:lvl>
-    <w:lvl w:ilvl="3" w:tentative="1">
-      <w:start w:val="1"/>
-      <w:numFmt w:val="decimal"/>
-      <w:lvlText w:val="%4."/>
-      <w:lvlJc w:val="left"/>
-      <w:pPr>
-        <w:tabs>
-          <w:tab w:val="num" w:pos="2880"/>
-        </w:tabs>
-        <w:ind w:left="2880" w:hanging="360"/>
-      </w:pPr>
-    </w:lvl>
-    <w:lvl w:ilvl="4" w:tentative="1">
-      <w:start w:val="1"/>
-      <w:numFmt w:val="decimal"/>
-      <w:lvlText w:val="%5."/>
-      <w:lvlJc w:val="left"/>
-      <w:pPr>
-        <w:tabs>
-          <w:tab w:val="num" w:pos="3600"/>
-        </w:tabs>
-        <w:ind w:left="3600" w:hanging="360"/>
-      </w:pPr>
-    </w:lvl>
-    <w:lvl w:ilvl="5" w:tentative="1">
-      <w:start w:val="1"/>
-      <w:numFmt w:val="decimal"/>
-      <w:lvlText w:val="%6."/>
-      <w:lvlJc w:val="left"/>
-      <w:pPr>
-        <w:tabs>
-          <w:tab w:val="num" w:pos="4320"/>
-        </w:tabs>
-        <w:ind w:left="4320" w:hanging="360"/>
-      </w:pPr>
-    </w:lvl>
-    <w:lvl w:ilvl="6" w:tentative="1">
-      <w:start w:val="1"/>
-      <w:numFmt w:val="decimal"/>
-      <w:lvlText w:val="%7."/>
-      <w:lvlJc w:val="left"/>
-      <w:pPr>
-        <w:tabs>
-          <w:tab w:val="num" w:pos="5040"/>
-        </w:tabs>
-        <w:ind w:left="5040" w:hanging="360"/>
-      </w:pPr>
-    </w:lvl>
-    <w:lvl w:ilvl="7" w:tentative="1">
-      <w:start w:val="1"/>
-      <w:numFmt w:val="decimal"/>
-      <w:lvlText w:val="%8."/>
-      <w:lvlJc w:val="left"/>
-      <w:pPr>
-        <w:tabs>
-          <w:tab w:val="num" w:pos="5760"/>
-        </w:tabs>
-        <w:ind w:left="5760" w:hanging="360"/>
-      </w:pPr>
-    </w:lvl>
-    <w:lvl w:ilvl="8" w:tentative="1">
-      <w:start w:val="1"/>
-      <w:numFmt w:val="decimal"/>
-      <w:lvlText w:val="%9."/>
-      <w:lvlJc w:val="left"/>
-      <w:pPr>
-        <w:tabs>
-          <w:tab w:val="num" w:pos="6480"/>
-        </w:tabs>
-        <w:ind w:left="6480" w:hanging="360"/>
-      </w:pPr>
-    </w:lvl>
-  </w:abstractNum>
-  <w:abstractNum w:abstractNumId="9" w15:restartNumberingAfterBreak="0">
-    <w:nsid w:val="6A520DBD"/>
-    <w:multiLevelType w:val="multilevel"/>
-    <w:tmpl w:val="93F0E600"/>
+    <w:tmpl w:val="5114D372"/>
     <w:lvl w:ilvl="0">
       <w:start w:val="1"/>
       <w:numFmt w:val="bullet"/>
@@ -33416,35 +33172,148 @@
       </w:rPr>
     </w:lvl>
   </w:abstractNum>
-  <w:num w:numId="1" w16cid:durableId="1552840202">
+  <w:abstractNum w:abstractNumId="9" w15:restartNumberingAfterBreak="0">
+    <w:nsid w:val="3B6E3BA7"/>
+    <w:multiLevelType w:val="multilevel"/>
+    <w:tmpl w:val="AC9C7704"/>
+    <w:lvl w:ilvl="0">
+      <w:start w:val="1"/>
+      <w:numFmt w:val="decimal"/>
+      <w:lvlText w:val="%1."/>
+      <w:lvlJc w:val="left"/>
+      <w:pPr>
+        <w:tabs>
+          <w:tab w:val="num" w:pos="720"/>
+        </w:tabs>
+        <w:ind w:left="720" w:hanging="360"/>
+      </w:pPr>
+    </w:lvl>
+    <w:lvl w:ilvl="1" w:tentative="1">
+      <w:start w:val="1"/>
+      <w:numFmt w:val="decimal"/>
+      <w:lvlText w:val="%2."/>
+      <w:lvlJc w:val="left"/>
+      <w:pPr>
+        <w:tabs>
+          <w:tab w:val="num" w:pos="1440"/>
+        </w:tabs>
+        <w:ind w:left="1440" w:hanging="360"/>
+      </w:pPr>
+    </w:lvl>
+    <w:lvl w:ilvl="2" w:tentative="1">
+      <w:start w:val="1"/>
+      <w:numFmt w:val="decimal"/>
+      <w:lvlText w:val="%3."/>
+      <w:lvlJc w:val="left"/>
+      <w:pPr>
+        <w:tabs>
+          <w:tab w:val="num" w:pos="2160"/>
+        </w:tabs>
+        <w:ind w:left="2160" w:hanging="360"/>
+      </w:pPr>
+    </w:lvl>
+    <w:lvl w:ilvl="3" w:tentative="1">
+      <w:start w:val="1"/>
+      <w:numFmt w:val="decimal"/>
+      <w:lvlText w:val="%4."/>
+      <w:lvlJc w:val="left"/>
+      <w:pPr>
+        <w:tabs>
+          <w:tab w:val="num" w:pos="2880"/>
+        </w:tabs>
+        <w:ind w:left="2880" w:hanging="360"/>
+      </w:pPr>
+    </w:lvl>
+    <w:lvl w:ilvl="4" w:tentative="1">
+      <w:start w:val="1"/>
+      <w:numFmt w:val="decimal"/>
+      <w:lvlText w:val="%5."/>
+      <w:lvlJc w:val="left"/>
+      <w:pPr>
+        <w:tabs>
+          <w:tab w:val="num" w:pos="3600"/>
+        </w:tabs>
+        <w:ind w:left="3600" w:hanging="360"/>
+      </w:pPr>
+    </w:lvl>
+    <w:lvl w:ilvl="5" w:tentative="1">
+      <w:start w:val="1"/>
+      <w:numFmt w:val="decimal"/>
+      <w:lvlText w:val="%6."/>
+      <w:lvlJc w:val="left"/>
+      <w:pPr>
+        <w:tabs>
+          <w:tab w:val="num" w:pos="4320"/>
+        </w:tabs>
+        <w:ind w:left="4320" w:hanging="360"/>
+      </w:pPr>
+    </w:lvl>
+    <w:lvl w:ilvl="6" w:tentative="1">
+      <w:start w:val="1"/>
+      <w:numFmt w:val="decimal"/>
+      <w:lvlText w:val="%7."/>
+      <w:lvlJc w:val="left"/>
+      <w:pPr>
+        <w:tabs>
+          <w:tab w:val="num" w:pos="5040"/>
+        </w:tabs>
+        <w:ind w:left="5040" w:hanging="360"/>
+      </w:pPr>
+    </w:lvl>
+    <w:lvl w:ilvl="7" w:tentative="1">
+      <w:start w:val="1"/>
+      <w:numFmt w:val="decimal"/>
+      <w:lvlText w:val="%8."/>
+      <w:lvlJc w:val="left"/>
+      <w:pPr>
+        <w:tabs>
+          <w:tab w:val="num" w:pos="5760"/>
+        </w:tabs>
+        <w:ind w:left="5760" w:hanging="360"/>
+      </w:pPr>
+    </w:lvl>
+    <w:lvl w:ilvl="8" w:tentative="1">
+      <w:start w:val="1"/>
+      <w:numFmt w:val="decimal"/>
+      <w:lvlText w:val="%9."/>
+      <w:lvlJc w:val="left"/>
+      <w:pPr>
+        <w:tabs>
+          <w:tab w:val="num" w:pos="6480"/>
+        </w:tabs>
+        <w:ind w:left="6480" w:hanging="360"/>
+      </w:pPr>
+    </w:lvl>
+  </w:abstractNum>
+  <w:num w:numId="1" w16cid:durableId="899245110">
+    <w:abstractNumId w:val="9"/>
+  </w:num>
+  <w:num w:numId="2" w16cid:durableId="1832481869">
     <w:abstractNumId w:val="4"/>
   </w:num>
-  <w:num w:numId="2" w16cid:durableId="1809544321">
-    <w:abstractNumId w:val="2"/>
+  <w:num w:numId="3" w16cid:durableId="1091970135">
+    <w:abstractNumId w:val="6"/>
   </w:num>
-  <w:num w:numId="3" w16cid:durableId="1751807116">
+  <w:num w:numId="4" w16cid:durableId="872309491">
     <w:abstractNumId w:val="8"/>
   </w:num>
-  <w:num w:numId="4" w16cid:durableId="1156648902">
+  <w:num w:numId="5" w16cid:durableId="815490399">
+    <w:abstractNumId w:val="0"/>
+  </w:num>
+  <w:num w:numId="6" w16cid:durableId="1958023662">
+    <w:abstractNumId w:val="3"/>
+  </w:num>
+  <w:num w:numId="7" w16cid:durableId="1551770552">
     <w:abstractNumId w:val="1"/>
   </w:num>
-  <w:num w:numId="5" w16cid:durableId="255748959">
+  <w:num w:numId="8" w16cid:durableId="1678000890">
     <w:abstractNumId w:val="5"/>
   </w:num>
-  <w:num w:numId="6" w16cid:durableId="332880908">
+  <w:num w:numId="9" w16cid:durableId="1595044154">
     <w:abstractNumId w:val="7"/>
   </w:num>
-  <w:num w:numId="7" w16cid:durableId="829754263">
-    <w:abstractNumId w:val="0"/>
-  </w:num>
-  <w:num w:numId="8" w16cid:durableId="1244340925">
-    <w:abstractNumId w:val="3"/>
-  </w:num>
-  <w:num w:numId="9" w16cid:durableId="183522404">
-    <w:abstractNumId w:val="9"/>
-  </w:num>
-  <w:num w:numId="10" w16cid:durableId="590697539">
-    <w:abstractNumId w:val="6"/>
+  <w:num w:numId="10" w16cid:durableId="219367374">
+    <w:abstractNumId w:val="2"/>
   </w:num>
 </w:numbering>
 </file>
@@ -34095,8 +33964,8 @@
       <w:szCs w:val="20"/>
     </w:rPr>
   </w:style>
-  <w:style w:type="paragraph" w:customStyle="1" w:styleId="caption">
-    <w:name w:val="caption"/>
+  <w:style w:type="paragraph" w:customStyle="1" w:styleId="Caption1">
+    <w:name w:val="Caption1"/>
     <w:basedOn w:val="Normal"/>
     <w:pPr>
       <w:spacing w:after="100" w:afterAutospacing="1"/>
